--- a/SpringFwFiles/SpringJdbc.docx
+++ b/SpringFwFiles/SpringJdbc.docx
@@ -1,6 +1,6 @@
 
 <file path=word/document.xml><?xml version="1.0" encoding="utf-8"?>
-<w:document xmlns:wpc="http://schemas.microsoft.com/office/word/2010/wordprocessingCanvas" xmlns:cx="http://schemas.microsoft.com/office/drawing/2014/chartex" xmlns:cx1="http://schemas.microsoft.com/office/drawing/2015/9/8/chartex" xmlns:cx2="http://schemas.microsoft.com/office/drawing/2015/10/21/chartex" xmlns:cx3="http://schemas.microsoft.com/office/drawing/2016/5/9/chartex" xmlns:cx4="http://schemas.microsoft.com/office/drawing/2016/5/10/chartex" xmlns:cx5="http://schemas.microsoft.com/office/drawing/2016/5/11/chartex" xmlns:cx6="http://schemas.microsoft.com/office/drawing/2016/5/12/chartex" xmlns:cx7="http://schemas.microsoft.com/office/drawing/2016/5/13/chartex" xmlns:cx8="http://schemas.microsoft.com/office/drawing/2016/5/14/chartex" xmlns:mc="http://schemas.openxmlformats.org/markup-compatibility/2006" xmlns:aink="http://schemas.microsoft.com/office/drawing/2016/ink" xmlns:am3d="http://schemas.microsoft.com/office/drawing/2017/model3d" xmlns:o="urn:schemas-microsoft-com:office:office" xmlns:oel="http://schemas.microsoft.com/office/2019/extlst" xmlns:r="http://schemas.openxmlformats.org/officeDocument/2006/relationships" xmlns:m="http://schemas.openxmlformats.org/officeDocument/2006/math" xmlns:v="urn:schemas-microsoft-com:vml" xmlns:wp14="http://schemas.microsoft.com/office/word/2010/wordprocessingDrawing" xmlns:wp="http://schemas.openxmlformats.org/drawingml/2006/wordprocessingDrawing" xmlns:w10="urn:schemas-microsoft-com:office:word" xmlns:w="http://schemas.openxmlformats.org/wordprocessingml/2006/main" xmlns:w14="http://schemas.microsoft.com/office/word/2010/wordml" xmlns:w15="http://schemas.microsoft.com/office/word/2012/wordml" xmlns:w16cex="http://schemas.microsoft.com/office/word/2018/wordml/cex" xmlns:w16cid="http://schemas.microsoft.com/office/word/2016/wordml/cid" xmlns:w16="http://schemas.microsoft.com/office/word/2018/wordml" xmlns:w16du="http://schemas.microsoft.com/office/word/2023/wordml/word16du" xmlns:w16sdtdh="http://schemas.microsoft.com/office/word/2020/wordml/sdtdatahash" xmlns:w16sdtfl="http://schemas.microsoft.com/office/word/2024/wordml/sdtformatlock" xmlns:w16se="http://schemas.microsoft.com/office/word/2015/wordml/symex" xmlns:wpg="http://schemas.microsoft.com/office/word/2010/wordprocessingGroup" xmlns:wpi="http://schemas.microsoft.com/office/word/2010/wordprocessingInk" xmlns:wne="http://schemas.microsoft.com/office/word/2006/wordml" xmlns:wps="http://schemas.microsoft.com/office/word/2010/wordprocessingShape" mc:Ignorable="w14 w15 w16se w16cid w16 w16cex w16sdtdh w16sdtfl w16du wp14">
+<w:document xmlns:wpc="http://schemas.microsoft.com/office/word/2010/wordprocessingCanvas" xmlns:cx="http://schemas.microsoft.com/office/drawing/2014/chartex" xmlns:cx1="http://schemas.microsoft.com/office/drawing/2015/9/8/chartex" xmlns:mc="http://schemas.openxmlformats.org/markup-compatibility/2006" xmlns:o="urn:schemas-microsoft-com:office:office" xmlns:r="http://schemas.openxmlformats.org/officeDocument/2006/relationships" xmlns:m="http://schemas.openxmlformats.org/officeDocument/2006/math" xmlns:v="urn:schemas-microsoft-com:vml" xmlns:wp14="http://schemas.microsoft.com/office/word/2010/wordprocessingDrawing" xmlns:wp="http://schemas.openxmlformats.org/drawingml/2006/wordprocessingDrawing" xmlns:w10="urn:schemas-microsoft-com:office:word" xmlns:w="http://schemas.openxmlformats.org/wordprocessingml/2006/main" xmlns:w14="http://schemas.microsoft.com/office/word/2010/wordml" xmlns:w15="http://schemas.microsoft.com/office/word/2012/wordml" xmlns:w16se="http://schemas.microsoft.com/office/word/2015/wordml/symex" xmlns:wpg="http://schemas.microsoft.com/office/word/2010/wordprocessingGroup" xmlns:wpi="http://schemas.microsoft.com/office/word/2010/wordprocessingInk" xmlns:wne="http://schemas.microsoft.com/office/word/2006/wordml" xmlns:wps="http://schemas.microsoft.com/office/word/2010/wordprocessingShape" mc:Ignorable="w14 w15 w16se wp14">
   <w:body>
     <w:p>
       <w:pPr>
@@ -36,7 +36,6 @@
           <w:lang w:val="en-US"/>
         </w:rPr>
       </w:pPr>
-      <w:proofErr w:type="spellStart"/>
       <w:r>
         <w:rPr>
           <w:b/>
@@ -45,7 +44,6 @@
         </w:rPr>
         <w:t>Jdbc</w:t>
       </w:r>
-      <w:proofErr w:type="spellEnd"/>
       <w:r>
         <w:rPr>
           <w:lang w:val="en-US"/>
@@ -119,32 +117,14 @@
         <w:rPr>
           <w:lang w:val="en-US"/>
         </w:rPr>
-        <w:t xml:space="preserve">Limited Support for Transactions in JDBC, in Spring JDBC, it </w:t>
-      </w:r>
-      <w:proofErr w:type="gramStart"/>
-      <w:r>
-        <w:rPr>
-          <w:lang w:val="en-US"/>
-        </w:rPr>
-        <w:t>support</w:t>
-      </w:r>
-      <w:proofErr w:type="gramEnd"/>
-      <w:r>
-        <w:rPr>
-          <w:lang w:val="en-US"/>
-        </w:rPr>
-        <w:t xml:space="preserve"> full transaction with the help of </w:t>
-      </w:r>
-      <w:proofErr w:type="spellStart"/>
-      <w:proofErr w:type="gramStart"/>
-      <w:r>
-        <w:rPr>
-          <w:lang w:val="en-US"/>
-        </w:rPr>
-        <w:t>it’s</w:t>
-      </w:r>
-      <w:proofErr w:type="spellEnd"/>
-      <w:proofErr w:type="gramEnd"/>
+        <w:t xml:space="preserve">Limited Support for Transactions in JDBC, in Spring JDBC, it support full transaction with the help of </w:t>
+      </w:r>
+      <w:r>
+        <w:rPr>
+          <w:lang w:val="en-US"/>
+        </w:rPr>
+        <w:t>its</w:t>
+      </w:r>
       <w:r>
         <w:rPr>
           <w:lang w:val="en-US"/>
@@ -180,93 +160,153 @@
         <w:rPr>
           <w:lang w:val="en-US"/>
         </w:rPr>
-        <w:t xml:space="preserve">In JDBC all the exception has to handled Explicitly because every exception is a </w:t>
-      </w:r>
+        <w:t xml:space="preserve">In JDBC all the exception has to </w:t>
+      </w:r>
+      <w:r>
+        <w:rPr>
+          <w:lang w:val="en-US"/>
+        </w:rPr>
+        <w:t>handle</w:t>
+      </w:r>
+      <w:r>
+        <w:rPr>
+          <w:lang w:val="en-US"/>
+        </w:rPr>
+        <w:t xml:space="preserve"> </w:t>
+      </w:r>
+      <w:r>
+        <w:rPr>
+          <w:lang w:val="en-US"/>
+        </w:rPr>
+        <w:t>explicitly</w:t>
+      </w:r>
+      <w:r>
+        <w:rPr>
+          <w:lang w:val="en-US"/>
+        </w:rPr>
+        <w:t xml:space="preserve"> because every exception is a checked exceptions, whereas Spring JDBC will handle all exceptions implicitly. </w:t>
+      </w:r>
+    </w:p>
+    <w:p>
+      <w:pPr>
+        <w:rPr>
+          <w:lang w:val="en-US"/>
+        </w:rPr>
+      </w:pPr>
+      <w:r>
+        <w:rPr>
+          <w:lang w:val="en-US"/>
+        </w:rPr>
+        <w:t>To prepare DAO Layer, Spring JDBC has provided the complete predefined library in the form of class and interfaces, these all are available in following package “org.springframework.jdbc”</w:t>
+      </w:r>
+    </w:p>
+    <w:p>
+      <w:pPr>
+        <w:rPr>
+          <w:lang w:val="en-US"/>
+        </w:rPr>
+      </w:pPr>
+      <w:proofErr w:type="spellStart"/>
+      <w:r>
+        <w:rPr>
+          <w:lang w:val="en-US"/>
+        </w:rPr>
+        <w:t>JdbcTemplate</w:t>
+      </w:r>
+      <w:proofErr w:type="spellEnd"/>
+      <w:r>
+        <w:rPr>
+          <w:lang w:val="en-US"/>
+        </w:rPr>
+        <w:t xml:space="preserve"> </w:t>
+      </w:r>
+    </w:p>
+    <w:p>
+      <w:pPr>
+        <w:rPr>
+          <w:lang w:val="en-US"/>
+        </w:rPr>
+      </w:pPr>
+      <w:proofErr w:type="spellStart"/>
+      <w:r>
+        <w:rPr>
+          <w:lang w:val="en-US"/>
+        </w:rPr>
+        <w:t>NamedParameterJdbcTemplate</w:t>
+      </w:r>
+      <w:proofErr w:type="spellEnd"/>
+    </w:p>
+    <w:p>
+      <w:pPr>
+        <w:rPr>
+          <w:lang w:val="en-US"/>
+        </w:rPr>
+      </w:pPr>
+      <w:proofErr w:type="spellStart"/>
       <w:proofErr w:type="gramStart"/>
       <w:r>
         <w:rPr>
           <w:lang w:val="en-US"/>
         </w:rPr>
-        <w:t>checked exceptions</w:t>
+        <w:t>SimpleJdbcTemplate</w:t>
+      </w:r>
+      <w:proofErr w:type="spellEnd"/>
+      <w:r>
+        <w:rPr>
+          <w:lang w:val="en-US"/>
+        </w:rPr>
+        <w:t xml:space="preserve">  --</w:t>
       </w:r>
       <w:proofErr w:type="gramEnd"/>
       <w:r>
         <w:rPr>
           <w:lang w:val="en-US"/>
         </w:rPr>
-        <w:t xml:space="preserve">, whereas Spring JDBC will handle all exceptions implicitly. </w:t>
-      </w:r>
-    </w:p>
-    <w:p>
-      <w:pPr>
-        <w:rPr>
-          <w:lang w:val="en-US"/>
-        </w:rPr>
-      </w:pPr>
-      <w:r>
-        <w:rPr>
-          <w:lang w:val="en-US"/>
-        </w:rPr>
-        <w:t>To prepare DAO Layer, Spring JDBC has provided the complete predefined library in the form of class and interfaces, these all are available in following package “</w:t>
-      </w:r>
+        <w:t xml:space="preserve"> it will work on spring </w:t>
+      </w:r>
+      <w:proofErr w:type="spellStart"/>
+      <w:r>
+        <w:rPr>
+          <w:lang w:val="en-US"/>
+        </w:rPr>
+        <w:t>jdbc</w:t>
+      </w:r>
+      <w:proofErr w:type="spellEnd"/>
+      <w:r>
+        <w:rPr>
+          <w:lang w:val="en-US"/>
+        </w:rPr>
+        <w:t xml:space="preserve"> 1.0 and 2.0, on later versions it has been removed</w:t>
+      </w:r>
+    </w:p>
+    <w:p>
+      <w:pPr>
+        <w:rPr>
+          <w:lang w:val="en-US"/>
+        </w:rPr>
+      </w:pPr>
       <w:proofErr w:type="spellStart"/>
       <w:proofErr w:type="gramStart"/>
       <w:r>
         <w:rPr>
           <w:lang w:val="en-US"/>
         </w:rPr>
-        <w:t>org.springframework</w:t>
+        <w:t>SimpleJdbcInsert</w:t>
+      </w:r>
+      <w:proofErr w:type="spellEnd"/>
+      <w:r>
+        <w:rPr>
+          <w:lang w:val="en-US"/>
+        </w:rPr>
+        <w:t xml:space="preserve"> :-</w:t>
       </w:r>
       <w:proofErr w:type="gramEnd"/>
       <w:r>
         <w:rPr>
           <w:lang w:val="en-US"/>
         </w:rPr>
-        <w:t>.jdbc</w:t>
-      </w:r>
-      <w:proofErr w:type="spellEnd"/>
-      <w:r>
-        <w:rPr>
-          <w:lang w:val="en-US"/>
-        </w:rPr>
-        <w:t>”</w:t>
-      </w:r>
-    </w:p>
-    <w:p>
-      <w:pPr>
-        <w:rPr>
-          <w:lang w:val="en-US"/>
-        </w:rPr>
-      </w:pPr>
-      <w:proofErr w:type="spellStart"/>
-      <w:r>
-        <w:rPr>
-          <w:lang w:val="en-US"/>
-        </w:rPr>
-        <w:t>JdbcTemplate</w:t>
-      </w:r>
-      <w:proofErr w:type="spellEnd"/>
-      <w:r>
-        <w:rPr>
-          <w:lang w:val="en-US"/>
-        </w:rPr>
-        <w:t xml:space="preserve"> </w:t>
-      </w:r>
-    </w:p>
-    <w:p>
-      <w:pPr>
-        <w:rPr>
-          <w:lang w:val="en-US"/>
-        </w:rPr>
-      </w:pPr>
-      <w:proofErr w:type="spellStart"/>
-      <w:r>
-        <w:rPr>
-          <w:lang w:val="en-US"/>
-        </w:rPr>
-        <w:t>NamedParameterJdbcTemplate</w:t>
-      </w:r>
-      <w:proofErr w:type="spellEnd"/>
+        <w:t xml:space="preserve">  it is only for Insert</w:t>
+      </w:r>
     </w:p>
     <w:p>
       <w:pPr>
@@ -280,93 +320,21 @@
         <w:rPr>
           <w:lang w:val="en-US"/>
         </w:rPr>
-        <w:t>SimpleJdbcTemplate</w:t>
-      </w:r>
-      <w:proofErr w:type="spellEnd"/>
-      <w:r>
-        <w:rPr>
-          <w:lang w:val="en-US"/>
-        </w:rPr>
-        <w:t xml:space="preserve">  --</w:t>
+        <w:t>SimpleJdbcCall</w:t>
+      </w:r>
+      <w:proofErr w:type="spellEnd"/>
+      <w:r>
+        <w:rPr>
+          <w:lang w:val="en-US"/>
+        </w:rPr>
+        <w:t xml:space="preserve"> :-</w:t>
       </w:r>
       <w:proofErr w:type="gramEnd"/>
       <w:r>
         <w:rPr>
           <w:lang w:val="en-US"/>
         </w:rPr>
-        <w:t xml:space="preserve"> it will work on spring </w:t>
-      </w:r>
-      <w:proofErr w:type="spellStart"/>
-      <w:r>
-        <w:rPr>
-          <w:lang w:val="en-US"/>
-        </w:rPr>
-        <w:t>jdbc</w:t>
-      </w:r>
-      <w:proofErr w:type="spellEnd"/>
-      <w:r>
-        <w:rPr>
-          <w:lang w:val="en-US"/>
-        </w:rPr>
-        <w:t xml:space="preserve"> 1.0 and 2.0, on later versions it has been removed</w:t>
-      </w:r>
-    </w:p>
-    <w:p>
-      <w:pPr>
-        <w:rPr>
-          <w:lang w:val="en-US"/>
-        </w:rPr>
-      </w:pPr>
-      <w:proofErr w:type="spellStart"/>
-      <w:proofErr w:type="gramStart"/>
-      <w:r>
-        <w:rPr>
-          <w:lang w:val="en-US"/>
-        </w:rPr>
-        <w:t>SimpleJdbcInsert</w:t>
-      </w:r>
-      <w:proofErr w:type="spellEnd"/>
-      <w:r>
-        <w:rPr>
-          <w:lang w:val="en-US"/>
-        </w:rPr>
-        <w:t xml:space="preserve"> :</w:t>
-      </w:r>
-      <w:proofErr w:type="gramEnd"/>
-      <w:r>
-        <w:rPr>
-          <w:lang w:val="en-US"/>
-        </w:rPr>
-        <w:t>-  it is only for Insert</w:t>
-      </w:r>
-    </w:p>
-    <w:p>
-      <w:pPr>
-        <w:rPr>
-          <w:lang w:val="en-US"/>
-        </w:rPr>
-      </w:pPr>
-      <w:proofErr w:type="spellStart"/>
-      <w:proofErr w:type="gramStart"/>
-      <w:r>
-        <w:rPr>
-          <w:lang w:val="en-US"/>
-        </w:rPr>
-        <w:t>SimpleJdbcCall</w:t>
-      </w:r>
-      <w:proofErr w:type="spellEnd"/>
-      <w:r>
-        <w:rPr>
-          <w:lang w:val="en-US"/>
-        </w:rPr>
-        <w:t xml:space="preserve"> :</w:t>
-      </w:r>
-      <w:proofErr w:type="gramEnd"/>
-      <w:r>
-        <w:rPr>
-          <w:lang w:val="en-US"/>
-        </w:rPr>
-        <w:t>- it is only for calling procedures</w:t>
+        <w:t xml:space="preserve"> it is only for calling procedures</w:t>
       </w:r>
     </w:p>
     <w:p>
@@ -606,6 +574,7 @@
         <w:t>driverClassName</w:t>
       </w:r>
       <w:proofErr w:type="spellEnd"/>
+      <w:proofErr w:type="gramEnd"/>
       <w:r>
         <w:rPr>
           <w:lang w:val="en-US"/>
@@ -617,24 +586,9 @@
         <w:rPr>
           <w:lang w:val="en-US"/>
         </w:rPr>
-        <w:t>com.mysql</w:t>
-      </w:r>
-      <w:proofErr w:type="gramEnd"/>
-      <w:r>
-        <w:rPr>
-          <w:lang w:val="en-US"/>
-        </w:rPr>
-        <w:t>.</w:t>
-      </w:r>
-      <w:proofErr w:type="gramStart"/>
-      <w:r>
-        <w:rPr>
-          <w:lang w:val="en-US"/>
-        </w:rPr>
-        <w:t>jdbc.Driver</w:t>
-      </w:r>
-      <w:proofErr w:type="spellEnd"/>
-      <w:proofErr w:type="gramEnd"/>
+        <w:t>com.mysql.jdbc.Driver</w:t>
+      </w:r>
+      <w:proofErr w:type="spellEnd"/>
       <w:r>
         <w:rPr>
           <w:lang w:val="en-US"/>
@@ -659,18 +613,12 @@
         <w:t>url</w:t>
       </w:r>
       <w:proofErr w:type="spellEnd"/>
-      <w:r>
-        <w:rPr>
-          <w:lang w:val="en-US"/>
-        </w:rPr>
-        <w:t xml:space="preserve"> :</w:t>
-      </w:r>
       <w:proofErr w:type="gramEnd"/>
       <w:r>
         <w:rPr>
           <w:lang w:val="en-US"/>
         </w:rPr>
-        <w:t>-  “</w:t>
+        <w:t xml:space="preserve"> :-  “</w:t>
       </w:r>
       <w:proofErr w:type="spellStart"/>
       <w:r>
@@ -716,18 +664,12 @@
         </w:rPr>
         <w:t>username</w:t>
       </w:r>
-      <w:r>
-        <w:rPr>
-          <w:lang w:val="en-US"/>
-        </w:rPr>
-        <w:t xml:space="preserve"> :</w:t>
-      </w:r>
       <w:proofErr w:type="gramEnd"/>
       <w:r>
         <w:rPr>
           <w:lang w:val="en-US"/>
         </w:rPr>
-        <w:t xml:space="preserve">-  “username” </w:t>
+        <w:t xml:space="preserve"> :-  “username” </w:t>
       </w:r>
     </w:p>
     <w:p>
@@ -745,18 +687,12 @@
         </w:rPr>
         <w:t>password</w:t>
       </w:r>
-      <w:r>
-        <w:rPr>
-          <w:lang w:val="en-US"/>
-        </w:rPr>
-        <w:t>:-</w:t>
-      </w:r>
       <w:proofErr w:type="gramEnd"/>
       <w:r>
         <w:rPr>
           <w:lang w:val="en-US"/>
         </w:rPr>
-        <w:t xml:space="preserve"> “password”</w:t>
+        <w:t>:- “password”</w:t>
       </w:r>
     </w:p>
     <w:p>
@@ -823,33 +759,11 @@
         <w:t xml:space="preserve"> class in the form of “</w:t>
       </w:r>
       <w:proofErr w:type="spellStart"/>
-      <w:proofErr w:type="gramStart"/>
-      <w:r>
-        <w:rPr>
-          <w:lang w:val="en-US"/>
-        </w:rPr>
-        <w:t>org.springframework</w:t>
-      </w:r>
-      <w:proofErr w:type="gramEnd"/>
-      <w:r>
-        <w:rPr>
-          <w:lang w:val="en-US"/>
-        </w:rPr>
-        <w:t>.</w:t>
-      </w:r>
-      <w:proofErr w:type="gramStart"/>
-      <w:r>
-        <w:rPr>
-          <w:lang w:val="en-US"/>
-        </w:rPr>
-        <w:t>jdbc.datasource</w:t>
-      </w:r>
-      <w:proofErr w:type="gramEnd"/>
-      <w:r>
-        <w:rPr>
-          <w:lang w:val="en-US"/>
-        </w:rPr>
-        <w:t>.DriverManagerDataSource</w:t>
+      <w:r>
+        <w:rPr>
+          <w:lang w:val="en-US"/>
+        </w:rPr>
+        <w:t>org.springframework.jdbc.datasource.DriverManagerDataSource</w:t>
       </w:r>
       <w:proofErr w:type="spellEnd"/>
       <w:r>
@@ -1025,7 +939,6 @@
         <w:t xml:space="preserve"> </w:t>
       </w:r>
       <w:proofErr w:type="spellStart"/>
-      <w:proofErr w:type="gramStart"/>
       <w:r>
         <w:rPr>
           <w:rFonts w:ascii="Consolas" w:hAnsi="Consolas" w:cs="Consolas"/>
@@ -1036,7 +949,6 @@
         <w:t>xmlns:xsi</w:t>
       </w:r>
       <w:proofErr w:type="spellEnd"/>
-      <w:proofErr w:type="gramEnd"/>
       <w:r>
         <w:rPr>
           <w:rFonts w:ascii="Consolas" w:hAnsi="Consolas" w:cs="Consolas"/>
@@ -1131,7 +1043,6 @@
         <w:t xml:space="preserve">    </w:t>
       </w:r>
       <w:proofErr w:type="spellStart"/>
-      <w:proofErr w:type="gramStart"/>
       <w:r>
         <w:rPr>
           <w:rFonts w:ascii="Consolas" w:hAnsi="Consolas" w:cs="Consolas"/>
@@ -1142,7 +1053,6 @@
         <w:t>xmlns:context</w:t>
       </w:r>
       <w:proofErr w:type="spellEnd"/>
-      <w:proofErr w:type="gramEnd"/>
       <w:r>
         <w:rPr>
           <w:rFonts w:ascii="Consolas" w:hAnsi="Consolas" w:cs="Consolas"/>
@@ -1185,7 +1095,6 @@
         <w:t xml:space="preserve">    </w:t>
       </w:r>
       <w:proofErr w:type="spellStart"/>
-      <w:proofErr w:type="gramStart"/>
       <w:r>
         <w:rPr>
           <w:rFonts w:ascii="Consolas" w:hAnsi="Consolas" w:cs="Consolas"/>
@@ -1196,7 +1105,6 @@
         <w:t>xmlns:mvc</w:t>
       </w:r>
       <w:proofErr w:type="spellEnd"/>
-      <w:proofErr w:type="gramEnd"/>
       <w:r>
         <w:rPr>
           <w:rFonts w:ascii="Consolas" w:hAnsi="Consolas" w:cs="Consolas"/>
@@ -1239,7 +1147,6 @@
         <w:t xml:space="preserve">    </w:t>
       </w:r>
       <w:proofErr w:type="spellStart"/>
-      <w:proofErr w:type="gramStart"/>
       <w:r>
         <w:rPr>
           <w:rFonts w:ascii="Consolas" w:hAnsi="Consolas" w:cs="Consolas"/>
@@ -1250,7 +1157,6 @@
         <w:t>xsi:schemaLocation</w:t>
       </w:r>
       <w:proofErr w:type="spellEnd"/>
-      <w:proofErr w:type="gramEnd"/>
       <w:r>
         <w:rPr>
           <w:rFonts w:ascii="Consolas" w:hAnsi="Consolas" w:cs="Consolas"/>
@@ -1510,55 +1416,7 @@
           <w:sz w:val="16"/>
           <w:szCs w:val="16"/>
         </w:rPr>
-        <w:t>"</w:t>
-      </w:r>
-      <w:proofErr w:type="gramStart"/>
-      <w:r>
-        <w:rPr>
-          <w:rFonts w:ascii="Consolas" w:hAnsi="Consolas" w:cs="Consolas"/>
-          <w:i/>
-          <w:iCs/>
-          <w:color w:val="2A00FF"/>
-          <w:sz w:val="16"/>
-          <w:szCs w:val="16"/>
-        </w:rPr>
-        <w:t>org.springframework</w:t>
-      </w:r>
-      <w:proofErr w:type="gramEnd"/>
-      <w:r>
-        <w:rPr>
-          <w:rFonts w:ascii="Consolas" w:hAnsi="Consolas" w:cs="Consolas"/>
-          <w:i/>
-          <w:iCs/>
-          <w:color w:val="2A00FF"/>
-          <w:sz w:val="16"/>
-          <w:szCs w:val="16"/>
-        </w:rPr>
-        <w:t>.</w:t>
-      </w:r>
-      <w:proofErr w:type="gramStart"/>
-      <w:r>
-        <w:rPr>
-          <w:rFonts w:ascii="Consolas" w:hAnsi="Consolas" w:cs="Consolas"/>
-          <w:i/>
-          <w:iCs/>
-          <w:color w:val="2A00FF"/>
-          <w:sz w:val="16"/>
-          <w:szCs w:val="16"/>
-        </w:rPr>
-        <w:t>jdbc.datasource</w:t>
-      </w:r>
-      <w:proofErr w:type="gramEnd"/>
-      <w:r>
-        <w:rPr>
-          <w:rFonts w:ascii="Consolas" w:hAnsi="Consolas" w:cs="Consolas"/>
-          <w:i/>
-          <w:iCs/>
-          <w:color w:val="2A00FF"/>
-          <w:sz w:val="16"/>
-          <w:szCs w:val="16"/>
-        </w:rPr>
-        <w:t>.DriverManagerDataSource"</w:t>
+        <w:t>"org.springframework.jdbc.datasource.DriverManagerDataSource"</w:t>
       </w:r>
       <w:r>
         <w:rPr>
@@ -1717,7 +1575,6 @@
         <w:t>"</w:t>
       </w:r>
       <w:proofErr w:type="spellStart"/>
-      <w:proofErr w:type="gramStart"/>
       <w:r>
         <w:rPr>
           <w:rFonts w:ascii="Consolas" w:hAnsi="Consolas" w:cs="Consolas"/>
@@ -1727,34 +1584,9 @@
           <w:sz w:val="16"/>
           <w:szCs w:val="16"/>
         </w:rPr>
-        <w:t>com.mysql</w:t>
-      </w:r>
-      <w:proofErr w:type="gramEnd"/>
-      <w:r>
-        <w:rPr>
-          <w:rFonts w:ascii="Consolas" w:hAnsi="Consolas" w:cs="Consolas"/>
-          <w:i/>
-          <w:iCs/>
-          <w:color w:val="2A00FF"/>
-          <w:sz w:val="16"/>
-          <w:szCs w:val="16"/>
-        </w:rPr>
-        <w:t>.</w:t>
-      </w:r>
-      <w:proofErr w:type="gramStart"/>
-      <w:r>
-        <w:rPr>
-          <w:rFonts w:ascii="Consolas" w:hAnsi="Consolas" w:cs="Consolas"/>
-          <w:i/>
-          <w:iCs/>
-          <w:color w:val="2A00FF"/>
-          <w:sz w:val="16"/>
-          <w:szCs w:val="16"/>
-        </w:rPr>
-        <w:t>jdbc.Driver</w:t>
-      </w:r>
-      <w:proofErr w:type="spellEnd"/>
-      <w:proofErr w:type="gramEnd"/>
+        <w:t>com.mysql.jdbc.Driver</w:t>
+      </w:r>
+      <w:proofErr w:type="spellEnd"/>
       <w:r>
         <w:rPr>
           <w:rFonts w:ascii="Consolas" w:hAnsi="Consolas" w:cs="Consolas"/>
@@ -1931,7 +1763,6 @@
         <w:t>"</w:t>
       </w:r>
       <w:proofErr w:type="spellStart"/>
-      <w:proofErr w:type="gramStart"/>
       <w:r>
         <w:rPr>
           <w:rFonts w:ascii="Consolas" w:hAnsi="Consolas" w:cs="Consolas"/>
@@ -1941,9 +1772,9 @@
           <w:sz w:val="16"/>
           <w:szCs w:val="16"/>
         </w:rPr>
-        <w:t>jdbc:mysql</w:t>
-      </w:r>
-      <w:proofErr w:type="spellEnd"/>
+        <w:t>jdbc</w:t>
+      </w:r>
+      <w:proofErr w:type="gramStart"/>
       <w:r>
         <w:rPr>
           <w:rFonts w:ascii="Consolas" w:hAnsi="Consolas" w:cs="Consolas"/>
@@ -1953,9 +1784,10 @@
           <w:sz w:val="16"/>
           <w:szCs w:val="16"/>
         </w:rPr>
-        <w:t>://localhost:3306/</w:t>
-      </w:r>
-      <w:proofErr w:type="spellStart"/>
+        <w:t>:mysql</w:t>
+      </w:r>
+      <w:proofErr w:type="spellEnd"/>
+      <w:proofErr w:type="gramEnd"/>
       <w:r>
         <w:rPr>
           <w:rFonts w:ascii="Consolas" w:hAnsi="Consolas" w:cs="Consolas"/>
@@ -1965,9 +1797,9 @@
           <w:sz w:val="16"/>
           <w:szCs w:val="16"/>
         </w:rPr>
-        <w:t>MorningDb?useSSL</w:t>
-      </w:r>
-      <w:proofErr w:type="spellEnd"/>
+        <w:t>://localhost:3306/</w:t>
+      </w:r>
+      <w:proofErr w:type="spellStart"/>
       <w:r>
         <w:rPr>
           <w:rFonts w:ascii="Consolas" w:hAnsi="Consolas" w:cs="Consolas"/>
@@ -1977,9 +1809,9 @@
           <w:sz w:val="16"/>
           <w:szCs w:val="16"/>
         </w:rPr>
-        <w:t>=false</w:t>
-      </w:r>
-      <w:proofErr w:type="gramEnd"/>
+        <w:t>MorningDb?useSSL</w:t>
+      </w:r>
+      <w:proofErr w:type="spellEnd"/>
       <w:r>
         <w:rPr>
           <w:rFonts w:ascii="Consolas" w:hAnsi="Consolas" w:cs="Consolas"/>
@@ -1989,7 +1821,7 @@
           <w:sz w:val="16"/>
           <w:szCs w:val="16"/>
         </w:rPr>
-        <w:t>"</w:t>
+        <w:t>=false"</w:t>
       </w:r>
       <w:r>
         <w:rPr>
@@ -2491,7 +2323,6 @@
         <w:t>"</w:t>
       </w:r>
       <w:proofErr w:type="spellStart"/>
-      <w:proofErr w:type="gramStart"/>
       <w:r>
         <w:rPr>
           <w:rFonts w:ascii="Consolas" w:hAnsi="Consolas" w:cs="Consolas"/>
@@ -2501,34 +2332,9 @@
           <w:sz w:val="16"/>
           <w:szCs w:val="16"/>
         </w:rPr>
-        <w:t>com.jdbc</w:t>
-      </w:r>
-      <w:proofErr w:type="gramEnd"/>
-      <w:r>
-        <w:rPr>
-          <w:rFonts w:ascii="Consolas" w:hAnsi="Consolas" w:cs="Consolas"/>
-          <w:i/>
-          <w:iCs/>
-          <w:color w:val="2A00FF"/>
-          <w:sz w:val="16"/>
-          <w:szCs w:val="16"/>
-        </w:rPr>
-        <w:t>.</w:t>
-      </w:r>
-      <w:proofErr w:type="gramStart"/>
-      <w:r>
-        <w:rPr>
-          <w:rFonts w:ascii="Consolas" w:hAnsi="Consolas" w:cs="Consolas"/>
-          <w:i/>
-          <w:iCs/>
-          <w:color w:val="2A00FF"/>
-          <w:sz w:val="16"/>
-          <w:szCs w:val="16"/>
-        </w:rPr>
-        <w:t>service.EmpServiceImpl</w:t>
-      </w:r>
-      <w:proofErr w:type="spellEnd"/>
-      <w:proofErr w:type="gramEnd"/>
+        <w:t>com.jdbc.service.EmpServiceImpl</w:t>
+      </w:r>
+      <w:proofErr w:type="spellEnd"/>
       <w:r>
         <w:rPr>
           <w:rFonts w:ascii="Consolas" w:hAnsi="Consolas" w:cs="Consolas"/>
@@ -2786,6 +2592,8 @@
         </w:rPr>
         <w:t>&gt;</w:t>
       </w:r>
+      <w:bookmarkStart w:id="0" w:name="_GoBack"/>
+      <w:bookmarkEnd w:id="0"/>
     </w:p>
     <w:p>
       <w:pPr>
@@ -2819,12 +2627,20 @@
         </w:rPr>
         <w:t xml:space="preserve">  &lt;</w:t>
       </w:r>
+      <w:proofErr w:type="spellStart"/>
       <w:proofErr w:type="gramEnd"/>
       <w:r>
         <w:rPr>
           <w:lang w:val="en-US"/>
         </w:rPr>
-        <w:t xml:space="preserve">obj&gt; = new </w:t>
+        <w:t>obj</w:t>
+      </w:r>
+      <w:proofErr w:type="spellEnd"/>
+      <w:r>
+        <w:rPr>
+          <w:lang w:val="en-US"/>
+        </w:rPr>
+        <w:t xml:space="preserve">&gt; = new </w:t>
       </w:r>
       <w:proofErr w:type="spellStart"/>
       <w:r>
@@ -2870,41 +2686,13 @@
         <w:rPr>
           <w:lang w:val="en-US"/>
         </w:rPr>
-        <w:t xml:space="preserve">For </w:t>
-      </w:r>
-      <w:proofErr w:type="gramStart"/>
-      <w:r>
-        <w:rPr>
-          <w:lang w:val="en-US"/>
-        </w:rPr>
-        <w:t>Non Select</w:t>
-      </w:r>
-      <w:proofErr w:type="gramEnd"/>
-      <w:r>
-        <w:rPr>
-          <w:lang w:val="en-US"/>
-        </w:rPr>
-        <w:t xml:space="preserve"> SQL Queries and DML </w:t>
-      </w:r>
-      <w:proofErr w:type="gramStart"/>
-      <w:r>
-        <w:rPr>
-          <w:lang w:val="en-US"/>
-        </w:rPr>
-        <w:t>queries</w:t>
-      </w:r>
-      <w:r>
-        <w:rPr>
-          <w:lang w:val="en-US"/>
-        </w:rPr>
-        <w:t>(</w:t>
-      </w:r>
-      <w:proofErr w:type="gramEnd"/>
-      <w:r>
-        <w:rPr>
-          <w:lang w:val="en-US"/>
-        </w:rPr>
-        <w:t>Insert/Update/Delete)</w:t>
+        <w:t>For Non Select SQL Queries and DML queries</w:t>
+      </w:r>
+      <w:r>
+        <w:rPr>
+          <w:lang w:val="en-US"/>
+        </w:rPr>
+        <w:t>(Insert/Update/Delete)</w:t>
       </w:r>
     </w:p>
     <w:p>
@@ -2922,17 +2710,23 @@
         <w:rPr>
           <w:lang w:val="en-US"/>
         </w:rPr>
-        <w:t xml:space="preserve">public int </w:t>
-      </w:r>
-      <w:proofErr w:type="gramStart"/>
-      <w:r>
-        <w:rPr>
-          <w:lang w:val="en-US"/>
-        </w:rPr>
-        <w:t>update(</w:t>
-      </w:r>
-      <w:proofErr w:type="spellStart"/>
-      <w:proofErr w:type="gramEnd"/>
+        <w:t xml:space="preserve">public </w:t>
+      </w:r>
+      <w:proofErr w:type="spellStart"/>
+      <w:r>
+        <w:rPr>
+          <w:lang w:val="en-US"/>
+        </w:rPr>
+        <w:t>int</w:t>
+      </w:r>
+      <w:proofErr w:type="spellEnd"/>
+      <w:r>
+        <w:rPr>
+          <w:lang w:val="en-US"/>
+        </w:rPr>
+        <w:t xml:space="preserve"> update(</w:t>
+      </w:r>
+      <w:proofErr w:type="spellStart"/>
       <w:r>
         <w:rPr>
           <w:lang w:val="en-US"/>
@@ -2962,21 +2756,21 @@
         <w:rPr>
           <w:lang w:val="en-US"/>
         </w:rPr>
-        <w:t>Insert into student values</w:t>
+        <w:t xml:space="preserve">Insert into student </w:t>
       </w:r>
       <w:proofErr w:type="gramStart"/>
       <w:r>
         <w:rPr>
           <w:lang w:val="en-US"/>
         </w:rPr>
-        <w:t>(?,?,?</w:t>
+        <w:t>values(</w:t>
       </w:r>
       <w:proofErr w:type="gramEnd"/>
       <w:r>
         <w:rPr>
           <w:lang w:val="en-US"/>
         </w:rPr>
-        <w:t>);</w:t>
+        <w:t>?,?,?);</w:t>
       </w:r>
     </w:p>
     <w:p>
@@ -3026,17 +2820,9 @@
         <w:rPr>
           <w:lang w:val="en-US"/>
         </w:rPr>
-        <w:t xml:space="preserve">public void </w:t>
-      </w:r>
-      <w:proofErr w:type="gramStart"/>
-      <w:r>
-        <w:rPr>
-          <w:lang w:val="en-US"/>
-        </w:rPr>
-        <w:t>execute(</w:t>
-      </w:r>
-      <w:proofErr w:type="spellStart"/>
-      <w:proofErr w:type="gramEnd"/>
+        <w:t>public void execute(</w:t>
+      </w:r>
+      <w:proofErr w:type="spellStart"/>
       <w:r>
         <w:rPr>
           <w:lang w:val="en-US"/>
@@ -3116,7 +2902,21 @@
         <w:rPr>
           <w:lang w:val="en-US"/>
         </w:rPr>
-        <w:t xml:space="preserve">public int </w:t>
+        <w:t xml:space="preserve">public </w:t>
+      </w:r>
+      <w:proofErr w:type="spellStart"/>
+      <w:r>
+        <w:rPr>
+          <w:lang w:val="en-US"/>
+        </w:rPr>
+        <w:t>int</w:t>
+      </w:r>
+      <w:proofErr w:type="spellEnd"/>
+      <w:r>
+        <w:rPr>
+          <w:lang w:val="en-US"/>
+        </w:rPr>
+        <w:t xml:space="preserve"> </w:t>
       </w:r>
       <w:proofErr w:type="spellStart"/>
       <w:r>
@@ -3148,21 +2948,7 @@
         <w:rPr>
           <w:lang w:val="en-US"/>
         </w:rPr>
-        <w:t xml:space="preserve">select </w:t>
-      </w:r>
-      <w:proofErr w:type="gramStart"/>
-      <w:r>
-        <w:rPr>
-          <w:lang w:val="en-US"/>
-        </w:rPr>
-        <w:t>count(</w:t>
-      </w:r>
-      <w:proofErr w:type="gramEnd"/>
-      <w:r>
-        <w:rPr>
-          <w:lang w:val="en-US"/>
-        </w:rPr>
-        <w:t>*) from emp</w:t>
+        <w:t>select count(*) from emp</w:t>
       </w:r>
     </w:p>
     <w:p>
@@ -3238,8 +3024,16 @@
         <w:rPr>
           <w:lang w:val="en-US"/>
         </w:rPr>
-        <w:t>) from emp</w:t>
-      </w:r>
+        <w:t xml:space="preserve">) from </w:t>
+      </w:r>
+      <w:proofErr w:type="spellStart"/>
+      <w:r>
+        <w:rPr>
+          <w:lang w:val="en-US"/>
+        </w:rPr>
+        <w:t>emp</w:t>
+      </w:r>
+      <w:proofErr w:type="spellEnd"/>
     </w:p>
     <w:p>
       <w:pPr>
@@ -3302,7 +3096,21 @@
         <w:rPr>
           <w:lang w:val="en-US"/>
         </w:rPr>
-        <w:t xml:space="preserve"> from emp where </w:t>
+        <w:t xml:space="preserve"> from </w:t>
+      </w:r>
+      <w:proofErr w:type="spellStart"/>
+      <w:r>
+        <w:rPr>
+          <w:lang w:val="en-US"/>
+        </w:rPr>
+        <w:t>emp</w:t>
+      </w:r>
+      <w:proofErr w:type="spellEnd"/>
+      <w:r>
+        <w:rPr>
+          <w:lang w:val="en-US"/>
+        </w:rPr>
+        <w:t xml:space="preserve"> where </w:t>
       </w:r>
       <w:proofErr w:type="spellStart"/>
       <w:r>
@@ -3372,8 +3180,16 @@
         <w:rPr>
           <w:lang w:val="en-US"/>
         </w:rPr>
-        <w:t>select * from emp</w:t>
-      </w:r>
+        <w:t xml:space="preserve">select * from </w:t>
+      </w:r>
+      <w:proofErr w:type="spellStart"/>
+      <w:r>
+        <w:rPr>
+          <w:lang w:val="en-US"/>
+        </w:rPr>
+        <w:t>emp</w:t>
+      </w:r>
+      <w:proofErr w:type="spellEnd"/>
       <w:r>
         <w:rPr>
           <w:lang w:val="en-US"/>
@@ -3545,11 +3361,19 @@
           <w:lang w:val="en-US"/>
         </w:rPr>
       </w:pPr>
-      <w:r>
-        <w:rPr>
-          <w:lang w:val="en-US"/>
-        </w:rPr>
-        <w:t xml:space="preserve">while performing </w:t>
+      <w:proofErr w:type="gramStart"/>
+      <w:r>
+        <w:rPr>
+          <w:lang w:val="en-US"/>
+        </w:rPr>
+        <w:t>while</w:t>
+      </w:r>
+      <w:proofErr w:type="gramEnd"/>
+      <w:r>
+        <w:rPr>
+          <w:lang w:val="en-US"/>
+        </w:rPr>
+        <w:t xml:space="preserve"> performing </w:t>
       </w:r>
       <w:proofErr w:type="spellStart"/>
       <w:r>
@@ -3563,149 +3387,149 @@
         <w:rPr>
           <w:lang w:val="en-US"/>
         </w:rPr>
-        <w:t xml:space="preserve"> operations to convert data from ResultSet object[records] to Bean </w:t>
-      </w:r>
+        <w:t xml:space="preserve"> operations to convert data from ResultSet object[records] to Bean objects  Spring Framework has provided a predefined interface in the form of “</w:t>
+      </w:r>
+      <w:proofErr w:type="spellStart"/>
+      <w:r>
+        <w:rPr>
+          <w:lang w:val="en-US"/>
+        </w:rPr>
+        <w:t>org.springframework.jdbc.core.RowMapper</w:t>
+      </w:r>
+      <w:proofErr w:type="spellEnd"/>
+      <w:r>
+        <w:rPr>
+          <w:lang w:val="en-US"/>
+        </w:rPr>
+        <w:t xml:space="preserve">” which contains the following method. </w:t>
+      </w:r>
+    </w:p>
+    <w:p>
+      <w:pPr>
+        <w:jc w:val="both"/>
+        <w:rPr>
+          <w:lang w:val="en-US"/>
+        </w:rPr>
+      </w:pPr>
       <w:proofErr w:type="gramStart"/>
       <w:r>
         <w:rPr>
           <w:lang w:val="en-US"/>
         </w:rPr>
-        <w:t>objects  Spring</w:t>
+        <w:t>public</w:t>
       </w:r>
       <w:proofErr w:type="gramEnd"/>
       <w:r>
         <w:rPr>
           <w:lang w:val="en-US"/>
         </w:rPr>
-        <w:t xml:space="preserve"> Framework has provided a predefined interface in the form of “</w:t>
-      </w:r>
-      <w:proofErr w:type="spellStart"/>
+        <w:t xml:space="preserve"> Object </w:t>
+      </w:r>
+      <w:proofErr w:type="spellStart"/>
+      <w:r>
+        <w:rPr>
+          <w:lang w:val="en-US"/>
+        </w:rPr>
+        <w:t>mapRow</w:t>
+      </w:r>
+      <w:proofErr w:type="spellEnd"/>
+      <w:r>
+        <w:rPr>
+          <w:lang w:val="en-US"/>
+        </w:rPr>
+        <w:t>(</w:t>
+      </w:r>
+      <w:proofErr w:type="spellStart"/>
+      <w:r>
+        <w:rPr>
+          <w:lang w:val="en-US"/>
+        </w:rPr>
+        <w:t>ResultSet</w:t>
+      </w:r>
+      <w:proofErr w:type="spellEnd"/>
+      <w:r>
+        <w:rPr>
+          <w:lang w:val="en-US"/>
+        </w:rPr>
+        <w:t xml:space="preserve"> </w:t>
+      </w:r>
+      <w:proofErr w:type="spellStart"/>
+      <w:r>
+        <w:rPr>
+          <w:lang w:val="en-US"/>
+        </w:rPr>
+        <w:t>rs</w:t>
+      </w:r>
+      <w:proofErr w:type="spellEnd"/>
+      <w:r>
+        <w:rPr>
+          <w:lang w:val="en-US"/>
+        </w:rPr>
+        <w:t xml:space="preserve">, </w:t>
+      </w:r>
+      <w:proofErr w:type="spellStart"/>
+      <w:r>
+        <w:rPr>
+          <w:lang w:val="en-US"/>
+        </w:rPr>
+        <w:t>int</w:t>
+      </w:r>
+      <w:proofErr w:type="spellEnd"/>
+      <w:r>
+        <w:rPr>
+          <w:lang w:val="en-US"/>
+        </w:rPr>
+        <w:t xml:space="preserve"> </w:t>
+      </w:r>
+      <w:proofErr w:type="spellStart"/>
+      <w:r>
+        <w:rPr>
+          <w:lang w:val="en-US"/>
+        </w:rPr>
+        <w:t>rowCount</w:t>
+      </w:r>
+      <w:proofErr w:type="spellEnd"/>
+      <w:r>
+        <w:rPr>
+          <w:lang w:val="en-US"/>
+        </w:rPr>
+        <w:t>)</w:t>
+      </w:r>
+    </w:p>
+    <w:p>
+      <w:pPr>
+        <w:jc w:val="both"/>
+        <w:rPr>
+          <w:lang w:val="en-US"/>
+        </w:rPr>
+      </w:pPr>
+      <w:r>
+        <w:rPr>
+          <w:lang w:val="en-US"/>
+        </w:rPr>
+        <w:t xml:space="preserve"> </w:t>
+      </w:r>
+    </w:p>
+    <w:p>
+      <w:pPr>
+        <w:jc w:val="both"/>
+        <w:rPr>
+          <w:lang w:val="en-US"/>
+        </w:rPr>
+      </w:pPr>
       <w:proofErr w:type="gramStart"/>
       <w:r>
         <w:rPr>
           <w:lang w:val="en-US"/>
         </w:rPr>
-        <w:t>org.springframework</w:t>
+        <w:t>public</w:t>
       </w:r>
       <w:proofErr w:type="gramEnd"/>
       <w:r>
         <w:rPr>
           <w:lang w:val="en-US"/>
         </w:rPr>
-        <w:t>.</w:t>
-      </w:r>
-      <w:proofErr w:type="gramStart"/>
-      <w:r>
-        <w:rPr>
-          <w:lang w:val="en-US"/>
-        </w:rPr>
-        <w:t>jdbc.core</w:t>
-      </w:r>
-      <w:proofErr w:type="gramEnd"/>
-      <w:r>
-        <w:rPr>
-          <w:lang w:val="en-US"/>
-        </w:rPr>
-        <w:t>.RowMapper</w:t>
-      </w:r>
-      <w:proofErr w:type="spellEnd"/>
-      <w:r>
-        <w:rPr>
-          <w:lang w:val="en-US"/>
-        </w:rPr>
-        <w:t xml:space="preserve">” which contains the following method. </w:t>
-      </w:r>
-    </w:p>
-    <w:p>
-      <w:pPr>
-        <w:jc w:val="both"/>
-        <w:rPr>
-          <w:lang w:val="en-US"/>
-        </w:rPr>
-      </w:pPr>
-      <w:r>
-        <w:rPr>
-          <w:lang w:val="en-US"/>
-        </w:rPr>
-        <w:t xml:space="preserve">public Object </w:t>
-      </w:r>
-      <w:proofErr w:type="spellStart"/>
-      <w:proofErr w:type="gramStart"/>
-      <w:r>
-        <w:rPr>
-          <w:lang w:val="en-US"/>
-        </w:rPr>
-        <w:t>mapRow</w:t>
-      </w:r>
-      <w:proofErr w:type="spellEnd"/>
-      <w:r>
-        <w:rPr>
-          <w:lang w:val="en-US"/>
-        </w:rPr>
-        <w:t>(</w:t>
-      </w:r>
-      <w:proofErr w:type="gramEnd"/>
-      <w:r>
-        <w:rPr>
-          <w:lang w:val="en-US"/>
-        </w:rPr>
-        <w:t xml:space="preserve">ResultSet </w:t>
-      </w:r>
-      <w:proofErr w:type="spellStart"/>
-      <w:r>
-        <w:rPr>
-          <w:lang w:val="en-US"/>
-        </w:rPr>
-        <w:t>rs</w:t>
-      </w:r>
-      <w:proofErr w:type="spellEnd"/>
-      <w:r>
-        <w:rPr>
-          <w:lang w:val="en-US"/>
-        </w:rPr>
-        <w:t xml:space="preserve">, int </w:t>
-      </w:r>
-      <w:proofErr w:type="spellStart"/>
-      <w:r>
-        <w:rPr>
-          <w:lang w:val="en-US"/>
-        </w:rPr>
-        <w:t>rowCount</w:t>
-      </w:r>
-      <w:proofErr w:type="spellEnd"/>
-      <w:r>
-        <w:rPr>
-          <w:lang w:val="en-US"/>
-        </w:rPr>
-        <w:t>)</w:t>
-      </w:r>
-    </w:p>
-    <w:p>
-      <w:pPr>
-        <w:jc w:val="both"/>
-        <w:rPr>
-          <w:lang w:val="en-US"/>
-        </w:rPr>
-      </w:pPr>
-      <w:r>
-        <w:rPr>
-          <w:lang w:val="en-US"/>
-        </w:rPr>
-        <w:t xml:space="preserve"> </w:t>
-      </w:r>
-    </w:p>
-    <w:p>
-      <w:pPr>
-        <w:jc w:val="both"/>
-        <w:rPr>
-          <w:lang w:val="en-US"/>
-        </w:rPr>
-      </w:pPr>
-      <w:r>
-        <w:rPr>
-          <w:lang w:val="en-US"/>
-        </w:rPr>
-        <w:t xml:space="preserve">public class </w:t>
+        <w:t xml:space="preserve"> class </w:t>
       </w:r>
       <w:proofErr w:type="spellStart"/>
       <w:r>
@@ -3733,16 +3557,8 @@
         <w:rPr>
           <w:lang w:val="en-US"/>
         </w:rPr>
-        <w:t>&lt;Student</w:t>
-      </w:r>
-      <w:proofErr w:type="gramStart"/>
-      <w:r>
-        <w:rPr>
-          <w:lang w:val="en-US"/>
-        </w:rPr>
-        <w:t>&gt;{</w:t>
-      </w:r>
-      <w:proofErr w:type="gramEnd"/>
+        <w:t>&lt;Student&gt;{</w:t>
+      </w:r>
     </w:p>
     <w:p>
       <w:pPr>
@@ -3752,18 +3568,25 @@
           <w:lang w:val="en-US"/>
         </w:rPr>
       </w:pPr>
-      <w:r>
-        <w:rPr>
-          <w:lang w:val="en-US"/>
-        </w:rPr>
-        <w:t xml:space="preserve">public Student </w:t>
-      </w:r>
-      <w:proofErr w:type="spellStart"/>
       <w:proofErr w:type="gramStart"/>
       <w:r>
         <w:rPr>
           <w:lang w:val="en-US"/>
         </w:rPr>
+        <w:t>public</w:t>
+      </w:r>
+      <w:proofErr w:type="gramEnd"/>
+      <w:r>
+        <w:rPr>
+          <w:lang w:val="en-US"/>
+        </w:rPr>
+        <w:t xml:space="preserve"> Student </w:t>
+      </w:r>
+      <w:proofErr w:type="spellStart"/>
+      <w:r>
+        <w:rPr>
+          <w:lang w:val="en-US"/>
+        </w:rPr>
         <w:t>mapRow</w:t>
       </w:r>
       <w:proofErr w:type="spellEnd"/>
@@ -3773,12 +3596,19 @@
         </w:rPr>
         <w:t>(</w:t>
       </w:r>
-      <w:proofErr w:type="gramEnd"/>
-      <w:r>
-        <w:rPr>
-          <w:lang w:val="en-US"/>
-        </w:rPr>
-        <w:t xml:space="preserve">ResultSet </w:t>
+      <w:proofErr w:type="spellStart"/>
+      <w:r>
+        <w:rPr>
+          <w:lang w:val="en-US"/>
+        </w:rPr>
+        <w:t>ResultSet</w:t>
+      </w:r>
+      <w:proofErr w:type="spellEnd"/>
+      <w:r>
+        <w:rPr>
+          <w:lang w:val="en-US"/>
+        </w:rPr>
+        <w:t xml:space="preserve"> </w:t>
       </w:r>
       <w:proofErr w:type="spellStart"/>
       <w:r>
@@ -3792,7 +3622,21 @@
         <w:rPr>
           <w:lang w:val="en-US"/>
         </w:rPr>
-        <w:t xml:space="preserve">, int </w:t>
+        <w:t xml:space="preserve">, </w:t>
+      </w:r>
+      <w:proofErr w:type="spellStart"/>
+      <w:r>
+        <w:rPr>
+          <w:lang w:val="en-US"/>
+        </w:rPr>
+        <w:t>int</w:t>
+      </w:r>
+      <w:proofErr w:type="spellEnd"/>
+      <w:r>
+        <w:rPr>
+          <w:lang w:val="en-US"/>
+        </w:rPr>
+        <w:t xml:space="preserve"> </w:t>
       </w:r>
       <w:proofErr w:type="spellStart"/>
       <w:r>
@@ -3806,16 +3650,8 @@
         <w:rPr>
           <w:lang w:val="en-US"/>
         </w:rPr>
-        <w:t xml:space="preserve">) throws </w:t>
-      </w:r>
-      <w:proofErr w:type="gramStart"/>
-      <w:r>
-        <w:rPr>
-          <w:lang w:val="en-US"/>
-        </w:rPr>
-        <w:t>SQLException{</w:t>
-      </w:r>
-      <w:proofErr w:type="gramEnd"/>
+        <w:t>) throws SQLException{</w:t>
+      </w:r>
     </w:p>
     <w:p>
       <w:pPr>
@@ -3837,7 +3673,21 @@
         <w:rPr>
           <w:lang w:val="en-US"/>
         </w:rPr>
-        <w:t xml:space="preserve"> std = new </w:t>
+        <w:t xml:space="preserve"> </w:t>
+      </w:r>
+      <w:proofErr w:type="spellStart"/>
+      <w:r>
+        <w:rPr>
+          <w:lang w:val="en-US"/>
+        </w:rPr>
+        <w:t>std</w:t>
+      </w:r>
+      <w:proofErr w:type="spellEnd"/>
+      <w:r>
+        <w:rPr>
+          <w:lang w:val="en-US"/>
+        </w:rPr>
+        <w:t xml:space="preserve"> = new </w:t>
       </w:r>
       <w:proofErr w:type="gramStart"/>
       <w:r>
@@ -3871,23 +3721,21 @@
         <w:t>std.setSid</w:t>
       </w:r>
       <w:proofErr w:type="spellEnd"/>
+      <w:r>
+        <w:rPr>
+          <w:lang w:val="en-US"/>
+        </w:rPr>
+        <w:t>(</w:t>
+      </w:r>
+      <w:proofErr w:type="spellStart"/>
       <w:proofErr w:type="gramEnd"/>
       <w:r>
         <w:rPr>
           <w:lang w:val="en-US"/>
         </w:rPr>
-        <w:t>(</w:t>
-      </w:r>
-      <w:proofErr w:type="spellStart"/>
-      <w:proofErr w:type="gramStart"/>
-      <w:r>
-        <w:rPr>
-          <w:lang w:val="en-US"/>
-        </w:rPr>
         <w:t>rs.getString</w:t>
       </w:r>
       <w:proofErr w:type="spellEnd"/>
-      <w:proofErr w:type="gramEnd"/>
       <w:r>
         <w:rPr>
           <w:lang w:val="en-US"/>
@@ -3927,23 +3775,21 @@
         <w:t>std.setSname</w:t>
       </w:r>
       <w:proofErr w:type="spellEnd"/>
+      <w:r>
+        <w:rPr>
+          <w:lang w:val="en-US"/>
+        </w:rPr>
+        <w:t>(</w:t>
+      </w:r>
+      <w:proofErr w:type="spellStart"/>
       <w:proofErr w:type="gramEnd"/>
       <w:r>
         <w:rPr>
           <w:lang w:val="en-US"/>
         </w:rPr>
-        <w:t>(</w:t>
-      </w:r>
-      <w:proofErr w:type="spellStart"/>
-      <w:proofErr w:type="gramStart"/>
-      <w:r>
-        <w:rPr>
-          <w:lang w:val="en-US"/>
-        </w:rPr>
         <w:t>rs.getString</w:t>
       </w:r>
       <w:proofErr w:type="spellEnd"/>
-      <w:proofErr w:type="gramEnd"/>
       <w:r>
         <w:rPr>
           <w:lang w:val="en-US"/>
@@ -3982,23 +3828,21 @@
         <w:t>std.setSaddr</w:t>
       </w:r>
       <w:proofErr w:type="spellEnd"/>
+      <w:r>
+        <w:rPr>
+          <w:lang w:val="en-US"/>
+        </w:rPr>
+        <w:t>(</w:t>
+      </w:r>
+      <w:proofErr w:type="spellStart"/>
       <w:proofErr w:type="gramEnd"/>
       <w:r>
         <w:rPr>
           <w:lang w:val="en-US"/>
         </w:rPr>
-        <w:t>(</w:t>
-      </w:r>
-      <w:proofErr w:type="spellStart"/>
-      <w:proofErr w:type="gramStart"/>
-      <w:r>
-        <w:rPr>
-          <w:lang w:val="en-US"/>
-        </w:rPr>
         <w:t>rs.getString</w:t>
       </w:r>
       <w:proofErr w:type="spellEnd"/>
-      <w:proofErr w:type="gramEnd"/>
       <w:r>
         <w:rPr>
           <w:lang w:val="en-US"/>
@@ -4225,39 +4069,83 @@
           <w:lang w:val="en-US"/>
         </w:rPr>
       </w:pPr>
-      <w:r>
-        <w:rPr>
-          <w:lang w:val="en-US"/>
-        </w:rPr>
-        <w:t xml:space="preserve">public int </w:t>
-      </w:r>
       <w:proofErr w:type="gramStart"/>
       <w:r>
         <w:rPr>
           <w:lang w:val="en-US"/>
         </w:rPr>
-        <w:t>update(</w:t>
+        <w:t>public</w:t>
       </w:r>
       <w:proofErr w:type="gramEnd"/>
       <w:r>
         <w:rPr>
           <w:lang w:val="en-US"/>
         </w:rPr>
-        <w:t xml:space="preserve">String query, </w:t>
-      </w:r>
+        <w:t xml:space="preserve"> int update(String query, Object[] </w:t>
+      </w:r>
+      <w:proofErr w:type="spellStart"/>
+      <w:r>
+        <w:rPr>
+          <w:lang w:val="en-US"/>
+        </w:rPr>
+        <w:t>param_values</w:t>
+      </w:r>
+      <w:proofErr w:type="spellEnd"/>
+      <w:r>
+        <w:rPr>
+          <w:lang w:val="en-US"/>
+        </w:rPr>
+        <w:t>)</w:t>
+      </w:r>
+    </w:p>
+    <w:p>
+      <w:pPr>
+        <w:jc w:val="both"/>
+        <w:rPr>
+          <w:lang w:val="en-US"/>
+        </w:rPr>
+      </w:pPr>
       <w:proofErr w:type="gramStart"/>
       <w:r>
         <w:rPr>
           <w:lang w:val="en-US"/>
         </w:rPr>
-        <w:t>Object[</w:t>
+        <w:t>public</w:t>
       </w:r>
       <w:proofErr w:type="gramEnd"/>
       <w:r>
         <w:rPr>
           <w:lang w:val="en-US"/>
         </w:rPr>
-        <w:t xml:space="preserve">] </w:t>
+        <w:t xml:space="preserve"> </w:t>
+      </w:r>
+      <w:proofErr w:type="spellStart"/>
+      <w:r>
+        <w:rPr>
+          <w:lang w:val="en-US"/>
+        </w:rPr>
+        <w:t>int</w:t>
+      </w:r>
+      <w:proofErr w:type="spellEnd"/>
+      <w:r>
+        <w:rPr>
+          <w:lang w:val="en-US"/>
+        </w:rPr>
+        <w:t xml:space="preserve"> </w:t>
+      </w:r>
+      <w:proofErr w:type="spellStart"/>
+      <w:r>
+        <w:rPr>
+          <w:lang w:val="en-US"/>
+        </w:rPr>
+        <w:t>querForInt</w:t>
+      </w:r>
+      <w:proofErr w:type="spellEnd"/>
+      <w:r>
+        <w:rPr>
+          <w:lang w:val="en-US"/>
+        </w:rPr>
+        <w:t xml:space="preserve">(String query, Object[] </w:t>
       </w:r>
       <w:proofErr w:type="spellStart"/>
       <w:r>
@@ -4281,47 +4169,83 @@
           <w:lang w:val="en-US"/>
         </w:rPr>
       </w:pPr>
-      <w:r>
-        <w:rPr>
-          <w:lang w:val="en-US"/>
-        </w:rPr>
-        <w:t xml:space="preserve">public int </w:t>
-      </w:r>
-      <w:proofErr w:type="spellStart"/>
       <w:proofErr w:type="gramStart"/>
       <w:r>
         <w:rPr>
           <w:lang w:val="en-US"/>
         </w:rPr>
-        <w:t>querForInt</w:t>
-      </w:r>
-      <w:proofErr w:type="spellEnd"/>
-      <w:r>
-        <w:rPr>
-          <w:lang w:val="en-US"/>
-        </w:rPr>
-        <w:t>(</w:t>
+        <w:t>public</w:t>
       </w:r>
       <w:proofErr w:type="gramEnd"/>
       <w:r>
         <w:rPr>
           <w:lang w:val="en-US"/>
         </w:rPr>
-        <w:t xml:space="preserve">String query, </w:t>
-      </w:r>
+        <w:t xml:space="preserve"> long </w:t>
+      </w:r>
+      <w:proofErr w:type="spellStart"/>
+      <w:r>
+        <w:rPr>
+          <w:lang w:val="en-US"/>
+        </w:rPr>
+        <w:t>querForLong</w:t>
+      </w:r>
+      <w:proofErr w:type="spellEnd"/>
+      <w:r>
+        <w:rPr>
+          <w:lang w:val="en-US"/>
+        </w:rPr>
+        <w:t xml:space="preserve">(String query, Object[] </w:t>
+      </w:r>
+      <w:proofErr w:type="spellStart"/>
+      <w:r>
+        <w:rPr>
+          <w:lang w:val="en-US"/>
+        </w:rPr>
+        <w:t>param_values</w:t>
+      </w:r>
+      <w:proofErr w:type="spellEnd"/>
+      <w:r>
+        <w:rPr>
+          <w:lang w:val="en-US"/>
+        </w:rPr>
+        <w:t>)</w:t>
+      </w:r>
+    </w:p>
+    <w:p>
+      <w:pPr>
+        <w:jc w:val="both"/>
+        <w:rPr>
+          <w:lang w:val="en-US"/>
+        </w:rPr>
+      </w:pPr>
       <w:proofErr w:type="gramStart"/>
       <w:r>
         <w:rPr>
           <w:lang w:val="en-US"/>
         </w:rPr>
-        <w:t>Object[</w:t>
+        <w:t>public</w:t>
       </w:r>
       <w:proofErr w:type="gramEnd"/>
       <w:r>
         <w:rPr>
           <w:lang w:val="en-US"/>
         </w:rPr>
-        <w:t xml:space="preserve">] </w:t>
+        <w:t xml:space="preserve"> Object </w:t>
+      </w:r>
+      <w:proofErr w:type="spellStart"/>
+      <w:r>
+        <w:rPr>
+          <w:lang w:val="en-US"/>
+        </w:rPr>
+        <w:t>querForObject</w:t>
+      </w:r>
+      <w:proofErr w:type="spellEnd"/>
+      <w:r>
+        <w:rPr>
+          <w:lang w:val="en-US"/>
+        </w:rPr>
+        <w:t xml:space="preserve">(String query, Object[] </w:t>
       </w:r>
       <w:proofErr w:type="spellStart"/>
       <w:r>
@@ -4335,149 +4259,35 @@
         <w:rPr>
           <w:lang w:val="en-US"/>
         </w:rPr>
+        <w:t xml:space="preserve">, </w:t>
+      </w:r>
+      <w:proofErr w:type="spellStart"/>
+      <w:r>
+        <w:rPr>
+          <w:lang w:val="en-US"/>
+        </w:rPr>
+        <w:t>RowMapper</w:t>
+      </w:r>
+      <w:proofErr w:type="spellEnd"/>
+      <w:r>
+        <w:rPr>
+          <w:lang w:val="en-US"/>
+        </w:rPr>
+        <w:t xml:space="preserve"> </w:t>
+      </w:r>
+      <w:proofErr w:type="spellStart"/>
+      <w:r>
+        <w:rPr>
+          <w:lang w:val="en-US"/>
+        </w:rPr>
+        <w:t>rm</w:t>
+      </w:r>
+      <w:proofErr w:type="spellEnd"/>
+      <w:r>
+        <w:rPr>
+          <w:lang w:val="en-US"/>
+        </w:rPr>
         <w:t>)</w:t>
-      </w:r>
-    </w:p>
-    <w:p>
-      <w:pPr>
-        <w:jc w:val="both"/>
-        <w:rPr>
-          <w:lang w:val="en-US"/>
-        </w:rPr>
-      </w:pPr>
-      <w:r>
-        <w:rPr>
-          <w:lang w:val="en-US"/>
-        </w:rPr>
-        <w:t xml:space="preserve">public long </w:t>
-      </w:r>
-      <w:proofErr w:type="spellStart"/>
-      <w:proofErr w:type="gramStart"/>
-      <w:r>
-        <w:rPr>
-          <w:lang w:val="en-US"/>
-        </w:rPr>
-        <w:t>querForLong</w:t>
-      </w:r>
-      <w:proofErr w:type="spellEnd"/>
-      <w:r>
-        <w:rPr>
-          <w:lang w:val="en-US"/>
-        </w:rPr>
-        <w:t>(</w:t>
-      </w:r>
-      <w:proofErr w:type="gramEnd"/>
-      <w:r>
-        <w:rPr>
-          <w:lang w:val="en-US"/>
-        </w:rPr>
-        <w:t xml:space="preserve">String query, </w:t>
-      </w:r>
-      <w:proofErr w:type="gramStart"/>
-      <w:r>
-        <w:rPr>
-          <w:lang w:val="en-US"/>
-        </w:rPr>
-        <w:t>Object[</w:t>
-      </w:r>
-      <w:proofErr w:type="gramEnd"/>
-      <w:r>
-        <w:rPr>
-          <w:lang w:val="en-US"/>
-        </w:rPr>
-        <w:t xml:space="preserve">] </w:t>
-      </w:r>
-      <w:proofErr w:type="spellStart"/>
-      <w:r>
-        <w:rPr>
-          <w:lang w:val="en-US"/>
-        </w:rPr>
-        <w:t>param_values</w:t>
-      </w:r>
-      <w:proofErr w:type="spellEnd"/>
-      <w:r>
-        <w:rPr>
-          <w:lang w:val="en-US"/>
-        </w:rPr>
-        <w:t>)</w:t>
-      </w:r>
-    </w:p>
-    <w:p>
-      <w:pPr>
-        <w:jc w:val="both"/>
-        <w:rPr>
-          <w:lang w:val="en-US"/>
-        </w:rPr>
-      </w:pPr>
-      <w:r>
-        <w:rPr>
-          <w:lang w:val="en-US"/>
-        </w:rPr>
-        <w:t xml:space="preserve">public Object </w:t>
-      </w:r>
-      <w:proofErr w:type="spellStart"/>
-      <w:proofErr w:type="gramStart"/>
-      <w:r>
-        <w:rPr>
-          <w:lang w:val="en-US"/>
-        </w:rPr>
-        <w:t>querForObject</w:t>
-      </w:r>
-      <w:proofErr w:type="spellEnd"/>
-      <w:r>
-        <w:rPr>
-          <w:lang w:val="en-US"/>
-        </w:rPr>
-        <w:t>(</w:t>
-      </w:r>
-      <w:proofErr w:type="gramEnd"/>
-      <w:r>
-        <w:rPr>
-          <w:lang w:val="en-US"/>
-        </w:rPr>
-        <w:t xml:space="preserve">String query, </w:t>
-      </w:r>
-      <w:proofErr w:type="gramStart"/>
-      <w:r>
-        <w:rPr>
-          <w:lang w:val="en-US"/>
-        </w:rPr>
-        <w:t>Object[</w:t>
-      </w:r>
-      <w:proofErr w:type="gramEnd"/>
-      <w:r>
-        <w:rPr>
-          <w:lang w:val="en-US"/>
-        </w:rPr>
-        <w:t xml:space="preserve">] </w:t>
-      </w:r>
-      <w:proofErr w:type="spellStart"/>
-      <w:r>
-        <w:rPr>
-          <w:lang w:val="en-US"/>
-        </w:rPr>
-        <w:t>param_values</w:t>
-      </w:r>
-      <w:proofErr w:type="spellEnd"/>
-      <w:r>
-        <w:rPr>
-          <w:lang w:val="en-US"/>
-        </w:rPr>
-        <w:t xml:space="preserve">, </w:t>
-      </w:r>
-      <w:proofErr w:type="spellStart"/>
-      <w:r>
-        <w:rPr>
-          <w:lang w:val="en-US"/>
-        </w:rPr>
-        <w:t>RowMapper</w:t>
-      </w:r>
-      <w:proofErr w:type="spellEnd"/>
-      <w:r>
-        <w:rPr>
-          <w:lang w:val="en-US"/>
-        </w:rPr>
-        <w:t xml:space="preserve"> rm)</w:t>
       </w:r>
     </w:p>
     <w:p>
@@ -4509,6 +4319,7 @@
         </w:rPr>
         <w:t xml:space="preserve">  &lt;</w:t>
       </w:r>
+      <w:proofErr w:type="spellStart"/>
       <w:proofErr w:type="gramEnd"/>
       <w:r>
         <w:rPr>
@@ -4516,42 +4327,51 @@
           <w:bCs/>
           <w:lang w:val="en-US"/>
         </w:rPr>
-        <w:t xml:space="preserve">obj&gt; = new </w:t>
-      </w:r>
-      <w:proofErr w:type="spellStart"/>
+        <w:t>obj</w:t>
+      </w:r>
+      <w:proofErr w:type="spellEnd"/>
       <w:r>
         <w:rPr>
           <w:b/>
           <w:bCs/>
           <w:lang w:val="en-US"/>
         </w:rPr>
-        <w:t>JdbcTemplate</w:t>
-      </w:r>
-      <w:proofErr w:type="spellEnd"/>
+        <w:t xml:space="preserve">&gt; = new </w:t>
+      </w:r>
+      <w:proofErr w:type="spellStart"/>
       <w:r>
         <w:rPr>
           <w:b/>
           <w:bCs/>
           <w:lang w:val="en-US"/>
         </w:rPr>
-        <w:t>(</w:t>
-      </w:r>
-      <w:proofErr w:type="spellStart"/>
+        <w:t>JdbcTemplate</w:t>
+      </w:r>
+      <w:proofErr w:type="spellEnd"/>
       <w:r>
         <w:rPr>
           <w:b/>
           <w:bCs/>
           <w:lang w:val="en-US"/>
         </w:rPr>
-        <w:t>datasourceObj</w:t>
-      </w:r>
-      <w:proofErr w:type="spellEnd"/>
+        <w:t>(</w:t>
+      </w:r>
+      <w:proofErr w:type="spellStart"/>
       <w:r>
         <w:rPr>
           <w:b/>
           <w:bCs/>
           <w:lang w:val="en-US"/>
         </w:rPr>
+        <w:t>datasourceObj</w:t>
+      </w:r>
+      <w:proofErr w:type="spellEnd"/>
+      <w:r>
+        <w:rPr>
+          <w:b/>
+          <w:bCs/>
+          <w:lang w:val="en-US"/>
+        </w:rPr>
         <w:t>)</w:t>
       </w:r>
     </w:p>
@@ -4582,7 +4402,7 @@
           <w:bCs/>
           <w:lang w:val="en-US"/>
         </w:rPr>
-        <w:t>String Query = “insert into student values</w:t>
+        <w:t xml:space="preserve">String Query = “insert into student </w:t>
       </w:r>
       <w:proofErr w:type="gramStart"/>
       <w:r>
@@ -4591,7 +4411,7 @@
           <w:bCs/>
           <w:lang w:val="en-US"/>
         </w:rPr>
-        <w:t>(?,?,?</w:t>
+        <w:t>values(</w:t>
       </w:r>
       <w:proofErr w:type="gramEnd"/>
       <w:r>
@@ -4600,7 +4420,7 @@
           <w:bCs/>
           <w:lang w:val="en-US"/>
         </w:rPr>
-        <w:t>)”;</w:t>
+        <w:t>?,?,?)”;</w:t>
       </w:r>
     </w:p>
     <w:p>
@@ -4613,60 +4433,60 @@
           <w:lang w:val="en-US"/>
         </w:rPr>
       </w:pPr>
+      <w:proofErr w:type="spellStart"/>
       <w:r>
         <w:rPr>
           <w:b/>
           <w:bCs/>
           <w:lang w:val="en-US"/>
         </w:rPr>
-        <w:t xml:space="preserve">Int </w:t>
-      </w:r>
-      <w:proofErr w:type="spellStart"/>
+        <w:t>Int</w:t>
+      </w:r>
+      <w:proofErr w:type="spellEnd"/>
       <w:r>
         <w:rPr>
           <w:b/>
           <w:bCs/>
           <w:lang w:val="en-US"/>
         </w:rPr>
-        <w:t>rowCount</w:t>
-      </w:r>
-      <w:proofErr w:type="spellEnd"/>
+        <w:t xml:space="preserve"> </w:t>
+      </w:r>
+      <w:proofErr w:type="spellStart"/>
       <w:r>
         <w:rPr>
           <w:b/>
           <w:bCs/>
           <w:lang w:val="en-US"/>
         </w:rPr>
-        <w:t xml:space="preserve"> = </w:t>
-      </w:r>
-      <w:proofErr w:type="spellStart"/>
-      <w:proofErr w:type="gramStart"/>
+        <w:t>rowCount</w:t>
+      </w:r>
+      <w:proofErr w:type="spellEnd"/>
       <w:r>
         <w:rPr>
           <w:b/>
           <w:bCs/>
           <w:lang w:val="en-US"/>
         </w:rPr>
-        <w:t>jdbctemplate.update</w:t>
-      </w:r>
-      <w:proofErr w:type="spellEnd"/>
-      <w:proofErr w:type="gramEnd"/>
+        <w:t xml:space="preserve"> = </w:t>
+      </w:r>
+      <w:proofErr w:type="spellStart"/>
+      <w:proofErr w:type="gramStart"/>
       <w:r>
         <w:rPr>
           <w:b/>
           <w:bCs/>
           <w:lang w:val="en-US"/>
         </w:rPr>
-        <w:t xml:space="preserve">(query, </w:t>
-      </w:r>
-      <w:proofErr w:type="gramStart"/>
+        <w:t>jdbctemplate.update</w:t>
+      </w:r>
+      <w:proofErr w:type="spellEnd"/>
       <w:r>
         <w:rPr>
           <w:b/>
           <w:bCs/>
           <w:lang w:val="en-US"/>
         </w:rPr>
-        <w:t>Object[]{</w:t>
+        <w:t>(</w:t>
       </w:r>
       <w:proofErr w:type="gramEnd"/>
       <w:r>
@@ -4675,7 +4495,25 @@
           <w:bCs/>
           <w:lang w:val="en-US"/>
         </w:rPr>
-        <w:t>“S-111”, “Sahasra”, “</w:t>
+        <w:t>query, Object[]{“S-111”, “</w:t>
+      </w:r>
+      <w:proofErr w:type="spellStart"/>
+      <w:r>
+        <w:rPr>
+          <w:b/>
+          <w:bCs/>
+          <w:lang w:val="en-US"/>
+        </w:rPr>
+        <w:t>Sahasra</w:t>
+      </w:r>
+      <w:proofErr w:type="spellEnd"/>
+      <w:r>
+        <w:rPr>
+          <w:b/>
+          <w:bCs/>
+          <w:lang w:val="en-US"/>
+        </w:rPr>
+        <w:t>”, “</w:t>
       </w:r>
       <w:proofErr w:type="spellStart"/>
       <w:r>
@@ -4782,63 +4620,36 @@
           <w:rFonts w:ascii="Consolas" w:hAnsi="Consolas" w:cs="Consolas"/>
           <w:color w:val="3F7F7F"/>
         </w:rPr>
-        <w:t>spring-</w:t>
-      </w:r>
-      <w:proofErr w:type="gramStart"/>
+        <w:t>spring-framework.version</w:t>
+      </w:r>
+      <w:r>
+        <w:rPr>
+          <w:rFonts w:ascii="Consolas" w:hAnsi="Consolas" w:cs="Consolas"/>
+          <w:color w:val="008080"/>
+        </w:rPr>
+        <w:t>&gt;</w:t>
+      </w:r>
+      <w:r>
+        <w:rPr>
+          <w:rFonts w:ascii="Consolas" w:hAnsi="Consolas" w:cs="Consolas"/>
+          <w:color w:val="000000"/>
+        </w:rPr>
+        <w:t>4.0.2.RELEASE</w:t>
+      </w:r>
+      <w:r>
+        <w:rPr>
+          <w:rFonts w:ascii="Consolas" w:hAnsi="Consolas" w:cs="Consolas"/>
+          <w:color w:val="008080"/>
+        </w:rPr>
+        <w:t>&lt;/</w:t>
+      </w:r>
       <w:r>
         <w:rPr>
           <w:rFonts w:ascii="Consolas" w:hAnsi="Consolas" w:cs="Consolas"/>
           <w:color w:val="3F7F7F"/>
         </w:rPr>
-        <w:t>framework.version</w:t>
-      </w:r>
-      <w:proofErr w:type="gramEnd"/>
-      <w:r>
-        <w:rPr>
-          <w:rFonts w:ascii="Consolas" w:hAnsi="Consolas" w:cs="Consolas"/>
-          <w:color w:val="008080"/>
-        </w:rPr>
-        <w:t>&gt;</w:t>
-      </w:r>
-      <w:r>
-        <w:rPr>
-          <w:rFonts w:ascii="Consolas" w:hAnsi="Consolas" w:cs="Consolas"/>
-          <w:color w:val="000000"/>
-        </w:rPr>
-        <w:t>4.0.</w:t>
-      </w:r>
-      <w:proofErr w:type="gramStart"/>
-      <w:r>
-        <w:rPr>
-          <w:rFonts w:ascii="Consolas" w:hAnsi="Consolas" w:cs="Consolas"/>
-          <w:color w:val="000000"/>
-        </w:rPr>
-        <w:t>2.RELEASE</w:t>
-      </w:r>
-      <w:proofErr w:type="gramEnd"/>
-      <w:r>
-        <w:rPr>
-          <w:rFonts w:ascii="Consolas" w:hAnsi="Consolas" w:cs="Consolas"/>
-          <w:color w:val="008080"/>
-        </w:rPr>
-        <w:t>&lt;/</w:t>
-      </w:r>
-      <w:r>
-        <w:rPr>
-          <w:rFonts w:ascii="Consolas" w:hAnsi="Consolas" w:cs="Consolas"/>
-          <w:color w:val="3F7F7F"/>
-        </w:rPr>
-        <w:t>spring-</w:t>
-      </w:r>
-      <w:proofErr w:type="gramStart"/>
-      <w:r>
-        <w:rPr>
-          <w:rFonts w:ascii="Consolas" w:hAnsi="Consolas" w:cs="Consolas"/>
-          <w:color w:val="3F7F7F"/>
-        </w:rPr>
-        <w:t>framework.version</w:t>
-      </w:r>
-      <w:proofErr w:type="gramEnd"/>
+        <w:t>spring-framework.version</w:t>
+      </w:r>
       <w:r>
         <w:rPr>
           <w:rFonts w:ascii="Consolas" w:hAnsi="Consolas" w:cs="Consolas"/>
@@ -4938,7 +4749,6 @@
         <w:t>&lt;</w:t>
       </w:r>
       <w:proofErr w:type="spellStart"/>
-      <w:proofErr w:type="gramStart"/>
       <w:r>
         <w:rPr>
           <w:rFonts w:ascii="Consolas" w:hAnsi="Consolas" w:cs="Consolas"/>
@@ -4947,7 +4757,6 @@
         <w:t>logback.version</w:t>
       </w:r>
       <w:proofErr w:type="spellEnd"/>
-      <w:proofErr w:type="gramEnd"/>
       <w:r>
         <w:rPr>
           <w:rFonts w:ascii="Consolas" w:hAnsi="Consolas" w:cs="Consolas"/>
@@ -4970,7 +4779,6 @@
         <w:t>&lt;/</w:t>
       </w:r>
       <w:proofErr w:type="spellStart"/>
-      <w:proofErr w:type="gramStart"/>
       <w:r>
         <w:rPr>
           <w:rFonts w:ascii="Consolas" w:hAnsi="Consolas" w:cs="Consolas"/>
@@ -4979,7 +4787,6 @@
         <w:t>logback.version</w:t>
       </w:r>
       <w:proofErr w:type="spellEnd"/>
-      <w:proofErr w:type="gramEnd"/>
       <w:r>
         <w:rPr>
           <w:rFonts w:ascii="Consolas" w:hAnsi="Consolas" w:cs="Consolas"/>
@@ -5455,6 +5262,7 @@
         </w:rPr>
         <w:t>&lt;</w:t>
       </w:r>
+      <w:proofErr w:type="gramStart"/>
       <w:r>
         <w:rPr>
           <w:rFonts w:ascii="Consolas" w:hAnsi="Consolas" w:cs="Consolas"/>
@@ -5462,6 +5270,7 @@
         </w:rPr>
         <w:t>version</w:t>
       </w:r>
+      <w:proofErr w:type="gramEnd"/>
       <w:r>
         <w:rPr>
           <w:rFonts w:ascii="Consolas" w:hAnsi="Consolas" w:cs="Consolas"/>
@@ -5477,7 +5286,6 @@
         <w:t>${spring-</w:t>
       </w:r>
       <w:proofErr w:type="spellStart"/>
-      <w:proofErr w:type="gramStart"/>
       <w:r>
         <w:rPr>
           <w:rFonts w:ascii="Consolas" w:hAnsi="Consolas" w:cs="Consolas"/>
@@ -5486,7 +5294,6 @@
         <w:t>framework.version</w:t>
       </w:r>
       <w:proofErr w:type="spellEnd"/>
-      <w:proofErr w:type="gramEnd"/>
       <w:r>
         <w:rPr>
           <w:rFonts w:ascii="Consolas" w:hAnsi="Consolas" w:cs="Consolas"/>
@@ -5852,6 +5659,7 @@
         </w:rPr>
         <w:t>&lt;</w:t>
       </w:r>
+      <w:proofErr w:type="gramStart"/>
       <w:r>
         <w:rPr>
           <w:rFonts w:ascii="Consolas" w:hAnsi="Consolas" w:cs="Consolas"/>
@@ -5859,6 +5667,7 @@
         </w:rPr>
         <w:t>version</w:t>
       </w:r>
+      <w:proofErr w:type="gramEnd"/>
       <w:r>
         <w:rPr>
           <w:rFonts w:ascii="Consolas" w:hAnsi="Consolas" w:cs="Consolas"/>
@@ -5874,7 +5683,6 @@
         <w:t>${spring-</w:t>
       </w:r>
       <w:proofErr w:type="spellStart"/>
-      <w:proofErr w:type="gramStart"/>
       <w:r>
         <w:rPr>
           <w:rFonts w:ascii="Consolas" w:hAnsi="Consolas" w:cs="Consolas"/>
@@ -5883,7 +5691,6 @@
         <w:t>framework.version</w:t>
       </w:r>
       <w:proofErr w:type="spellEnd"/>
-      <w:proofErr w:type="gramEnd"/>
       <w:r>
         <w:rPr>
           <w:rFonts w:ascii="Consolas" w:hAnsi="Consolas" w:cs="Consolas"/>
@@ -6276,6 +6083,7 @@
         </w:rPr>
         <w:t>&lt;</w:t>
       </w:r>
+      <w:proofErr w:type="gramStart"/>
       <w:r>
         <w:rPr>
           <w:rFonts w:ascii="Consolas" w:hAnsi="Consolas" w:cs="Consolas"/>
@@ -6283,6 +6091,7 @@
         </w:rPr>
         <w:t>version</w:t>
       </w:r>
+      <w:proofErr w:type="gramEnd"/>
       <w:r>
         <w:rPr>
           <w:rFonts w:ascii="Consolas" w:hAnsi="Consolas" w:cs="Consolas"/>
@@ -6298,7 +6107,6 @@
         <w:t>${spring-</w:t>
       </w:r>
       <w:proofErr w:type="spellStart"/>
-      <w:proofErr w:type="gramStart"/>
       <w:r>
         <w:rPr>
           <w:rFonts w:ascii="Consolas" w:hAnsi="Consolas" w:cs="Consolas"/>
@@ -6307,7 +6115,6 @@
         <w:t>framework.version</w:t>
       </w:r>
       <w:proofErr w:type="spellEnd"/>
-      <w:proofErr w:type="gramEnd"/>
       <w:r>
         <w:rPr>
           <w:rFonts w:ascii="Consolas" w:hAnsi="Consolas" w:cs="Consolas"/>
@@ -6873,14 +6680,14 @@
         <w:rPr>
           <w:lang w:val="en-US"/>
         </w:rPr>
-        <w:t xml:space="preserve"> :</w:t>
+        <w:t xml:space="preserve"> :-</w:t>
       </w:r>
       <w:proofErr w:type="gramEnd"/>
       <w:r>
         <w:rPr>
           <w:lang w:val="en-US"/>
         </w:rPr>
-        <w:t xml:space="preserve">- it is as same as </w:t>
+        <w:t xml:space="preserve"> it is as same as </w:t>
       </w:r>
       <w:proofErr w:type="spellStart"/>
       <w:r>
@@ -6935,98 +6742,28 @@
         <w:rPr>
           <w:lang w:val="en-US"/>
         </w:rPr>
-        <w:t>:p1</w:t>
-      </w:r>
+        <w:t>:p1, :p2, :p3)”</w:t>
+      </w:r>
+    </w:p>
+    <w:p>
+      <w:pPr>
+        <w:rPr>
+          <w:lang w:val="en-US"/>
+        </w:rPr>
+      </w:pPr>
       <w:proofErr w:type="gramStart"/>
       <w:r>
         <w:rPr>
           <w:lang w:val="en-US"/>
         </w:rPr>
-        <w:t>, :p</w:t>
+        <w:t>Here :p1</w:t>
       </w:r>
       <w:proofErr w:type="gramEnd"/>
       <w:r>
         <w:rPr>
           <w:lang w:val="en-US"/>
         </w:rPr>
-        <w:t>2</w:t>
-      </w:r>
-      <w:proofErr w:type="gramStart"/>
-      <w:r>
-        <w:rPr>
-          <w:lang w:val="en-US"/>
-        </w:rPr>
-        <w:t>, :p</w:t>
-      </w:r>
-      <w:proofErr w:type="gramEnd"/>
-      <w:r>
-        <w:rPr>
-          <w:lang w:val="en-US"/>
-        </w:rPr>
-        <w:t>3)”</w:t>
-      </w:r>
-    </w:p>
-    <w:p>
-      <w:pPr>
-        <w:rPr>
-          <w:lang w:val="en-US"/>
-        </w:rPr>
-      </w:pPr>
-      <w:proofErr w:type="gramStart"/>
-      <w:r>
-        <w:rPr>
-          <w:lang w:val="en-US"/>
-        </w:rPr>
-        <w:t>Here :p</w:t>
-      </w:r>
-      <w:proofErr w:type="gramEnd"/>
-      <w:r>
-        <w:rPr>
-          <w:lang w:val="en-US"/>
-        </w:rPr>
-        <w:t>1</w:t>
-      </w:r>
-      <w:proofErr w:type="gramStart"/>
-      <w:r>
-        <w:rPr>
-          <w:lang w:val="en-US"/>
-        </w:rPr>
-        <w:t>, :p</w:t>
-      </w:r>
-      <w:proofErr w:type="gramEnd"/>
-      <w:r>
-        <w:rPr>
-          <w:lang w:val="en-US"/>
-        </w:rPr>
-        <w:t>2</w:t>
-      </w:r>
-      <w:proofErr w:type="gramStart"/>
-      <w:r>
-        <w:rPr>
-          <w:lang w:val="en-US"/>
-        </w:rPr>
-        <w:t>, :p</w:t>
-      </w:r>
-      <w:proofErr w:type="gramEnd"/>
-      <w:r>
-        <w:rPr>
-          <w:lang w:val="en-US"/>
-        </w:rPr>
-        <w:t xml:space="preserve">3 are the named parameters, to pass values </w:t>
-      </w:r>
-      <w:proofErr w:type="gramStart"/>
-      <w:r>
-        <w:rPr>
-          <w:lang w:val="en-US"/>
-        </w:rPr>
-        <w:t>these parameter</w:t>
-      </w:r>
-      <w:proofErr w:type="gramEnd"/>
-      <w:r>
-        <w:rPr>
-          <w:lang w:val="en-US"/>
-        </w:rPr>
-        <w:t>, we have two ways</w:t>
+        <w:t>, :p2, :p3 are the named parameters, to pass values these parameter, we have two ways</w:t>
       </w:r>
     </w:p>
     <w:p>
@@ -7094,363 +6831,339 @@
           <w:bCs/>
           <w:lang w:val="en-US"/>
         </w:rPr>
-        <w:t xml:space="preserve">By using </w:t>
+        <w:t>By using Map:-</w:t>
+      </w:r>
+    </w:p>
+    <w:p>
+      <w:pPr>
+        <w:rPr>
+          <w:lang w:val="en-US"/>
+        </w:rPr>
+      </w:pPr>
+      <w:r>
+        <w:rPr>
+          <w:lang w:val="en-US"/>
+        </w:rPr>
+        <w:t xml:space="preserve">String </w:t>
+      </w:r>
+      <w:proofErr w:type="spellStart"/>
+      <w:r>
+        <w:rPr>
+          <w:lang w:val="en-US"/>
+        </w:rPr>
+        <w:t>inscmd</w:t>
+      </w:r>
+      <w:proofErr w:type="spellEnd"/>
+      <w:r>
+        <w:rPr>
+          <w:lang w:val="en-US"/>
+        </w:rPr>
+        <w:t xml:space="preserve"> = “Insert into student </w:t>
       </w:r>
       <w:proofErr w:type="gramStart"/>
       <w:r>
         <w:rPr>
-          <w:b/>
-          <w:bCs/>
-          <w:lang w:val="en-US"/>
-        </w:rPr>
-        <w:t>Map:-</w:t>
+          <w:lang w:val="en-US"/>
+        </w:rPr>
+        <w:t>values(</w:t>
       </w:r>
       <w:proofErr w:type="gramEnd"/>
-    </w:p>
-    <w:p>
-      <w:pPr>
-        <w:rPr>
-          <w:lang w:val="en-US"/>
-        </w:rPr>
-      </w:pPr>
-      <w:r>
-        <w:rPr>
-          <w:lang w:val="en-US"/>
-        </w:rPr>
-        <w:t xml:space="preserve">String </w:t>
-      </w:r>
-      <w:proofErr w:type="spellStart"/>
-      <w:r>
-        <w:rPr>
-          <w:lang w:val="en-US"/>
-        </w:rPr>
-        <w:t>inscmd</w:t>
-      </w:r>
-      <w:proofErr w:type="spellEnd"/>
-      <w:r>
-        <w:rPr>
-          <w:lang w:val="en-US"/>
-        </w:rPr>
-        <w:t xml:space="preserve"> = “Insert into student </w:t>
-      </w:r>
+      <w:r>
+        <w:rPr>
+          <w:lang w:val="en-US"/>
+        </w:rPr>
+        <w:t>:p1, :p2, :p3)”</w:t>
+      </w:r>
+    </w:p>
+    <w:p>
+      <w:pPr>
+        <w:rPr>
+          <w:lang w:val="en-US"/>
+        </w:rPr>
+      </w:pPr>
       <w:proofErr w:type="gramStart"/>
       <w:r>
         <w:rPr>
           <w:lang w:val="en-US"/>
         </w:rPr>
-        <w:t>values(</w:t>
-      </w:r>
+        <w:t xml:space="preserve">Map  </w:t>
+      </w:r>
+      <w:proofErr w:type="spellStart"/>
+      <w:r>
+        <w:rPr>
+          <w:lang w:val="en-US"/>
+        </w:rPr>
+        <w:t>map</w:t>
+      </w:r>
+      <w:proofErr w:type="spellEnd"/>
       <w:proofErr w:type="gramEnd"/>
       <w:r>
         <w:rPr>
           <w:lang w:val="en-US"/>
         </w:rPr>
-        <w:t>:p1</w:t>
-      </w:r>
+        <w:t xml:space="preserve"> = new </w:t>
+      </w:r>
+      <w:proofErr w:type="spellStart"/>
+      <w:r>
+        <w:rPr>
+          <w:lang w:val="en-US"/>
+        </w:rPr>
+        <w:t>HashMap</w:t>
+      </w:r>
+      <w:proofErr w:type="spellEnd"/>
+      <w:r>
+        <w:rPr>
+          <w:lang w:val="en-US"/>
+        </w:rPr>
+        <w:t>();</w:t>
+      </w:r>
+    </w:p>
+    <w:p>
+      <w:pPr>
+        <w:rPr>
+          <w:lang w:val="en-US"/>
+        </w:rPr>
+      </w:pPr>
+      <w:r>
+        <w:rPr>
+          <w:lang w:val="en-US"/>
+        </w:rPr>
+        <w:t>//</w:t>
+      </w:r>
+      <w:proofErr w:type="spellStart"/>
       <w:proofErr w:type="gramStart"/>
       <w:r>
         <w:rPr>
           <w:lang w:val="en-US"/>
         </w:rPr>
-        <w:t>, :p</w:t>
-      </w:r>
+        <w:t>map.put</w:t>
+      </w:r>
+      <w:proofErr w:type="spellEnd"/>
+      <w:r>
+        <w:rPr>
+          <w:lang w:val="en-US"/>
+        </w:rPr>
+        <w:t>(</w:t>
+      </w:r>
+      <w:proofErr w:type="spellStart"/>
       <w:proofErr w:type="gramEnd"/>
       <w:r>
         <w:rPr>
           <w:lang w:val="en-US"/>
         </w:rPr>
-        <w:t>2</w:t>
-      </w:r>
+        <w:t>parametername</w:t>
+      </w:r>
+      <w:proofErr w:type="spellEnd"/>
+      <w:r>
+        <w:rPr>
+          <w:lang w:val="en-US"/>
+        </w:rPr>
+        <w:t>, value)</w:t>
+      </w:r>
+    </w:p>
+    <w:p>
+      <w:pPr>
+        <w:rPr>
+          <w:lang w:val="en-US"/>
+        </w:rPr>
+      </w:pPr>
+      <w:proofErr w:type="spellStart"/>
       <w:proofErr w:type="gramStart"/>
       <w:r>
         <w:rPr>
           <w:lang w:val="en-US"/>
         </w:rPr>
-        <w:t>, :p</w:t>
+        <w:t>map.put</w:t>
+      </w:r>
+      <w:proofErr w:type="spellEnd"/>
+      <w:r>
+        <w:rPr>
+          <w:lang w:val="en-US"/>
+        </w:rPr>
+        <w:t>(</w:t>
       </w:r>
       <w:proofErr w:type="gramEnd"/>
       <w:r>
         <w:rPr>
           <w:lang w:val="en-US"/>
         </w:rPr>
-        <w:t>3)”</w:t>
-      </w:r>
-    </w:p>
-    <w:p>
-      <w:pPr>
-        <w:rPr>
-          <w:lang w:val="en-US"/>
-        </w:rPr>
-      </w:pPr>
+        <w:t>“p1”, 1001)</w:t>
+      </w:r>
+    </w:p>
+    <w:p>
+      <w:pPr>
+        <w:rPr>
+          <w:lang w:val="en-US"/>
+        </w:rPr>
+      </w:pPr>
+      <w:proofErr w:type="spellStart"/>
       <w:proofErr w:type="gramStart"/>
       <w:r>
         <w:rPr>
           <w:lang w:val="en-US"/>
         </w:rPr>
-        <w:t xml:space="preserve">Map  </w:t>
-      </w:r>
-      <w:proofErr w:type="spellStart"/>
-      <w:r>
-        <w:rPr>
-          <w:lang w:val="en-US"/>
-        </w:rPr>
-        <w:t>map</w:t>
-      </w:r>
-      <w:proofErr w:type="spellEnd"/>
+        <w:t>map.put</w:t>
+      </w:r>
+      <w:proofErr w:type="spellEnd"/>
+      <w:r>
+        <w:rPr>
+          <w:lang w:val="en-US"/>
+        </w:rPr>
+        <w:t>(</w:t>
+      </w:r>
       <w:proofErr w:type="gramEnd"/>
       <w:r>
         <w:rPr>
           <w:lang w:val="en-US"/>
         </w:rPr>
+        <w:t>“p2”, “</w:t>
+      </w:r>
+      <w:proofErr w:type="spellStart"/>
+      <w:r>
+        <w:rPr>
+          <w:lang w:val="en-US"/>
+        </w:rPr>
+        <w:t>Naresh</w:t>
+      </w:r>
+      <w:proofErr w:type="spellEnd"/>
+      <w:r>
+        <w:rPr>
+          <w:lang w:val="en-US"/>
+        </w:rPr>
+        <w:t>”)</w:t>
+      </w:r>
+    </w:p>
+    <w:p>
+      <w:pPr>
+        <w:rPr>
+          <w:lang w:val="en-US"/>
+        </w:rPr>
+      </w:pPr>
+      <w:proofErr w:type="spellStart"/>
+      <w:proofErr w:type="gramStart"/>
+      <w:r>
+        <w:rPr>
+          <w:lang w:val="en-US"/>
+        </w:rPr>
+        <w:t>map.put</w:t>
+      </w:r>
+      <w:proofErr w:type="spellEnd"/>
+      <w:r>
+        <w:rPr>
+          <w:lang w:val="en-US"/>
+        </w:rPr>
+        <w:t>(</w:t>
+      </w:r>
+      <w:proofErr w:type="gramEnd"/>
+      <w:r>
+        <w:rPr>
+          <w:lang w:val="en-US"/>
+        </w:rPr>
+        <w:t>“p3”, “</w:t>
+      </w:r>
+      <w:proofErr w:type="spellStart"/>
+      <w:r>
+        <w:rPr>
+          <w:lang w:val="en-US"/>
+        </w:rPr>
+        <w:t>Hyd</w:t>
+      </w:r>
+      <w:proofErr w:type="spellEnd"/>
+      <w:r>
+        <w:rPr>
+          <w:lang w:val="en-US"/>
+        </w:rPr>
+        <w:t>”)</w:t>
+      </w:r>
+    </w:p>
+    <w:p>
+      <w:pPr>
+        <w:rPr>
+          <w:lang w:val="en-US"/>
+        </w:rPr>
+      </w:pPr>
+      <w:proofErr w:type="spellStart"/>
+      <w:proofErr w:type="gramStart"/>
+      <w:r>
+        <w:rPr>
+          <w:lang w:val="en-US"/>
+        </w:rPr>
+        <w:t>NamedParameterJdbcTemplate</w:t>
+      </w:r>
+      <w:proofErr w:type="spellEnd"/>
+      <w:r>
+        <w:rPr>
+          <w:lang w:val="en-US"/>
+        </w:rPr>
+        <w:t xml:space="preserve">  </w:t>
+      </w:r>
+      <w:proofErr w:type="spellStart"/>
+      <w:r>
+        <w:rPr>
+          <w:lang w:val="en-US"/>
+        </w:rPr>
+        <w:t>npjt</w:t>
+      </w:r>
+      <w:proofErr w:type="spellEnd"/>
+      <w:proofErr w:type="gramEnd"/>
+      <w:r>
+        <w:rPr>
+          <w:lang w:val="en-US"/>
+        </w:rPr>
         <w:t xml:space="preserve"> = new </w:t>
       </w:r>
+      <w:proofErr w:type="spellStart"/>
+      <w:r>
+        <w:rPr>
+          <w:lang w:val="en-US"/>
+        </w:rPr>
+        <w:t>NamedParameterJdbcTemplate</w:t>
+      </w:r>
+      <w:proofErr w:type="spellEnd"/>
+      <w:r>
+        <w:rPr>
+          <w:lang w:val="en-US"/>
+        </w:rPr>
+        <w:t>(</w:t>
+      </w:r>
+      <w:proofErr w:type="spellStart"/>
+      <w:r>
+        <w:rPr>
+          <w:lang w:val="en-US"/>
+        </w:rPr>
+        <w:t>dataSource</w:t>
+      </w:r>
+      <w:proofErr w:type="spellEnd"/>
+      <w:r>
+        <w:rPr>
+          <w:lang w:val="en-US"/>
+        </w:rPr>
+        <w:t>);</w:t>
+      </w:r>
+    </w:p>
+    <w:p>
+      <w:pPr>
+        <w:rPr>
+          <w:lang w:val="en-US"/>
+        </w:rPr>
+      </w:pPr>
+      <w:proofErr w:type="spellStart"/>
       <w:proofErr w:type="gramStart"/>
       <w:r>
         <w:rPr>
           <w:lang w:val="en-US"/>
         </w:rPr>
-        <w:t>HashMap(</w:t>
-      </w:r>
+        <w:t>npjt.update</w:t>
+      </w:r>
+      <w:proofErr w:type="spellEnd"/>
+      <w:r>
+        <w:rPr>
+          <w:lang w:val="en-US"/>
+        </w:rPr>
+        <w:t>(</w:t>
+      </w:r>
+      <w:proofErr w:type="spellStart"/>
       <w:proofErr w:type="gramEnd"/>
-      <w:r>
-        <w:rPr>
-          <w:lang w:val="en-US"/>
-        </w:rPr>
-        <w:t>);</w:t>
-      </w:r>
-    </w:p>
-    <w:p>
-      <w:pPr>
-        <w:rPr>
-          <w:lang w:val="en-US"/>
-        </w:rPr>
-      </w:pPr>
-      <w:r>
-        <w:rPr>
-          <w:lang w:val="en-US"/>
-        </w:rPr>
-        <w:t>//</w:t>
-      </w:r>
-      <w:proofErr w:type="spellStart"/>
-      <w:proofErr w:type="gramStart"/>
-      <w:r>
-        <w:rPr>
-          <w:lang w:val="en-US"/>
-        </w:rPr>
-        <w:t>map.put</w:t>
-      </w:r>
-      <w:proofErr w:type="spellEnd"/>
-      <w:r>
-        <w:rPr>
-          <w:lang w:val="en-US"/>
-        </w:rPr>
-        <w:t>(</w:t>
-      </w:r>
-      <w:proofErr w:type="spellStart"/>
-      <w:proofErr w:type="gramEnd"/>
-      <w:r>
-        <w:rPr>
-          <w:lang w:val="en-US"/>
-        </w:rPr>
-        <w:t>parametername</w:t>
-      </w:r>
-      <w:proofErr w:type="spellEnd"/>
-      <w:r>
-        <w:rPr>
-          <w:lang w:val="en-US"/>
-        </w:rPr>
-        <w:t>, value)</w:t>
-      </w:r>
-    </w:p>
-    <w:p>
-      <w:pPr>
-        <w:rPr>
-          <w:lang w:val="en-US"/>
-        </w:rPr>
-      </w:pPr>
-      <w:proofErr w:type="spellStart"/>
-      <w:proofErr w:type="gramStart"/>
-      <w:r>
-        <w:rPr>
-          <w:lang w:val="en-US"/>
-        </w:rPr>
-        <w:t>map.put</w:t>
-      </w:r>
-      <w:proofErr w:type="spellEnd"/>
-      <w:r>
-        <w:rPr>
-          <w:lang w:val="en-US"/>
-        </w:rPr>
-        <w:t>(</w:t>
-      </w:r>
-      <w:proofErr w:type="gramEnd"/>
-      <w:r>
-        <w:rPr>
-          <w:lang w:val="en-US"/>
-        </w:rPr>
-        <w:t>“p1”, 1001)</w:t>
-      </w:r>
-    </w:p>
-    <w:p>
-      <w:pPr>
-        <w:rPr>
-          <w:lang w:val="en-US"/>
-        </w:rPr>
-      </w:pPr>
-      <w:proofErr w:type="spellStart"/>
-      <w:proofErr w:type="gramStart"/>
-      <w:r>
-        <w:rPr>
-          <w:lang w:val="en-US"/>
-        </w:rPr>
-        <w:t>map.put</w:t>
-      </w:r>
-      <w:proofErr w:type="spellEnd"/>
-      <w:r>
-        <w:rPr>
-          <w:lang w:val="en-US"/>
-        </w:rPr>
-        <w:t>(</w:t>
-      </w:r>
-      <w:proofErr w:type="gramEnd"/>
-      <w:r>
-        <w:rPr>
-          <w:lang w:val="en-US"/>
-        </w:rPr>
-        <w:t>“p2”, “Naresh”)</w:t>
-      </w:r>
-    </w:p>
-    <w:p>
-      <w:pPr>
-        <w:rPr>
-          <w:lang w:val="en-US"/>
-        </w:rPr>
-      </w:pPr>
-      <w:proofErr w:type="spellStart"/>
-      <w:proofErr w:type="gramStart"/>
-      <w:r>
-        <w:rPr>
-          <w:lang w:val="en-US"/>
-        </w:rPr>
-        <w:t>map.put</w:t>
-      </w:r>
-      <w:proofErr w:type="spellEnd"/>
-      <w:r>
-        <w:rPr>
-          <w:lang w:val="en-US"/>
-        </w:rPr>
-        <w:t>(</w:t>
-      </w:r>
-      <w:proofErr w:type="gramEnd"/>
-      <w:r>
-        <w:rPr>
-          <w:lang w:val="en-US"/>
-        </w:rPr>
-        <w:t>“p3”, “</w:t>
-      </w:r>
-      <w:proofErr w:type="spellStart"/>
-      <w:r>
-        <w:rPr>
-          <w:lang w:val="en-US"/>
-        </w:rPr>
-        <w:t>Hyd</w:t>
-      </w:r>
-      <w:proofErr w:type="spellEnd"/>
-      <w:r>
-        <w:rPr>
-          <w:lang w:val="en-US"/>
-        </w:rPr>
-        <w:t>”)</w:t>
-      </w:r>
-    </w:p>
-    <w:p>
-      <w:pPr>
-        <w:rPr>
-          <w:lang w:val="en-US"/>
-        </w:rPr>
-      </w:pPr>
-      <w:proofErr w:type="spellStart"/>
-      <w:proofErr w:type="gramStart"/>
-      <w:r>
-        <w:rPr>
-          <w:lang w:val="en-US"/>
-        </w:rPr>
-        <w:t>NamedParameterJdbcTemplate</w:t>
-      </w:r>
-      <w:proofErr w:type="spellEnd"/>
-      <w:r>
-        <w:rPr>
-          <w:lang w:val="en-US"/>
-        </w:rPr>
-        <w:t xml:space="preserve">  </w:t>
-      </w:r>
-      <w:proofErr w:type="spellStart"/>
-      <w:r>
-        <w:rPr>
-          <w:lang w:val="en-US"/>
-        </w:rPr>
-        <w:t>npjt</w:t>
-      </w:r>
-      <w:proofErr w:type="spellEnd"/>
-      <w:proofErr w:type="gramEnd"/>
-      <w:r>
-        <w:rPr>
-          <w:lang w:val="en-US"/>
-        </w:rPr>
-        <w:t xml:space="preserve"> = new </w:t>
-      </w:r>
-      <w:proofErr w:type="spellStart"/>
-      <w:r>
-        <w:rPr>
-          <w:lang w:val="en-US"/>
-        </w:rPr>
-        <w:t>NamedParameterJdbcTemplate</w:t>
-      </w:r>
-      <w:proofErr w:type="spellEnd"/>
-      <w:r>
-        <w:rPr>
-          <w:lang w:val="en-US"/>
-        </w:rPr>
-        <w:t>(</w:t>
-      </w:r>
-      <w:proofErr w:type="spellStart"/>
-      <w:r>
-        <w:rPr>
-          <w:lang w:val="en-US"/>
-        </w:rPr>
-        <w:t>dataSource</w:t>
-      </w:r>
-      <w:proofErr w:type="spellEnd"/>
-      <w:r>
-        <w:rPr>
-          <w:lang w:val="en-US"/>
-        </w:rPr>
-        <w:t>);</w:t>
-      </w:r>
-    </w:p>
-    <w:p>
-      <w:pPr>
-        <w:rPr>
-          <w:lang w:val="en-US"/>
-        </w:rPr>
-      </w:pPr>
-      <w:proofErr w:type="spellStart"/>
-      <w:proofErr w:type="gramStart"/>
-      <w:r>
-        <w:rPr>
-          <w:lang w:val="en-US"/>
-        </w:rPr>
-        <w:t>npjt.update</w:t>
-      </w:r>
-      <w:proofErr w:type="spellEnd"/>
-      <w:proofErr w:type="gramEnd"/>
-      <w:r>
-        <w:rPr>
-          <w:lang w:val="en-US"/>
-        </w:rPr>
-        <w:t>(</w:t>
-      </w:r>
-      <w:proofErr w:type="spellStart"/>
       <w:r>
         <w:rPr>
           <w:lang w:val="en-US"/>
@@ -7605,82 +7318,61 @@
         <w:rPr>
           <w:lang w:val="en-US"/>
         </w:rPr>
-        <w:t>:p1</w:t>
-      </w:r>
+        <w:t>:p1, :p2, :p3)”</w:t>
+      </w:r>
+    </w:p>
+    <w:p>
+      <w:pPr>
+        <w:ind w:left="360"/>
+        <w:rPr>
+          <w:lang w:val="en-US"/>
+        </w:rPr>
+      </w:pPr>
+      <w:r>
+        <w:rPr>
+          <w:lang w:val="en-US"/>
+        </w:rPr>
+        <w:t>syntax</w:t>
+      </w:r>
+    </w:p>
+    <w:p>
+      <w:pPr>
+        <w:ind w:left="360"/>
+        <w:rPr>
+          <w:lang w:val="en-US"/>
+        </w:rPr>
+      </w:pPr>
+      <w:proofErr w:type="spellStart"/>
       <w:proofErr w:type="gramStart"/>
       <w:r>
         <w:rPr>
           <w:lang w:val="en-US"/>
         </w:rPr>
-        <w:t>, :p</w:t>
-      </w:r>
+        <w:t>SqlParameterSource</w:t>
+      </w:r>
+      <w:proofErr w:type="spellEnd"/>
+      <w:r>
+        <w:rPr>
+          <w:lang w:val="en-US"/>
+        </w:rPr>
+        <w:t xml:space="preserve">  &lt;</w:t>
+      </w:r>
+      <w:proofErr w:type="spellStart"/>
       <w:proofErr w:type="gramEnd"/>
       <w:r>
         <w:rPr>
           <w:lang w:val="en-US"/>
         </w:rPr>
-        <w:t>2</w:t>
-      </w:r>
-      <w:proofErr w:type="gramStart"/>
-      <w:r>
-        <w:rPr>
-          <w:lang w:val="en-US"/>
-        </w:rPr>
-        <w:t>, :p</w:t>
-      </w:r>
-      <w:proofErr w:type="gramEnd"/>
-      <w:r>
-        <w:rPr>
-          <w:lang w:val="en-US"/>
-        </w:rPr>
-        <w:t>3)”</w:t>
-      </w:r>
-    </w:p>
-    <w:p>
-      <w:pPr>
-        <w:ind w:left="360"/>
-        <w:rPr>
-          <w:lang w:val="en-US"/>
-        </w:rPr>
-      </w:pPr>
-      <w:r>
-        <w:rPr>
-          <w:lang w:val="en-US"/>
-        </w:rPr>
-        <w:t>syntax</w:t>
-      </w:r>
-    </w:p>
-    <w:p>
-      <w:pPr>
-        <w:ind w:left="360"/>
-        <w:rPr>
-          <w:lang w:val="en-US"/>
-        </w:rPr>
-      </w:pPr>
-      <w:proofErr w:type="spellStart"/>
-      <w:proofErr w:type="gramStart"/>
-      <w:r>
-        <w:rPr>
-          <w:lang w:val="en-US"/>
-        </w:rPr>
-        <w:t>SqlParameterSource</w:t>
-      </w:r>
-      <w:proofErr w:type="spellEnd"/>
-      <w:r>
-        <w:rPr>
-          <w:lang w:val="en-US"/>
-        </w:rPr>
-        <w:t xml:space="preserve">  &lt;</w:t>
-      </w:r>
-      <w:proofErr w:type="gramEnd"/>
-      <w:r>
-        <w:rPr>
-          <w:lang w:val="en-US"/>
-        </w:rPr>
-        <w:t xml:space="preserve">Obj&gt; = new </w:t>
-      </w:r>
-      <w:proofErr w:type="spellStart"/>
-      <w:proofErr w:type="gramStart"/>
+        <w:t>Obj</w:t>
+      </w:r>
+      <w:proofErr w:type="spellEnd"/>
+      <w:r>
+        <w:rPr>
+          <w:lang w:val="en-US"/>
+        </w:rPr>
+        <w:t xml:space="preserve">&gt; = new </w:t>
+      </w:r>
+      <w:proofErr w:type="spellStart"/>
       <w:r>
         <w:rPr>
           <w:lang w:val="en-US"/>
@@ -7692,14 +7384,7 @@
         <w:rPr>
           <w:lang w:val="en-US"/>
         </w:rPr>
-        <w:t>(</w:t>
-      </w:r>
-      <w:proofErr w:type="gramEnd"/>
-      <w:r>
-        <w:rPr>
-          <w:lang w:val="en-US"/>
-        </w:rPr>
-        <w:t>“parameter”, value);</w:t>
+        <w:t>(“parameter”, value);</w:t>
       </w:r>
     </w:p>
     <w:p>
@@ -7783,6 +7468,7 @@
         </w:rPr>
       </w:pPr>
       <w:proofErr w:type="spellStart"/>
+      <w:proofErr w:type="gramStart"/>
       <w:r>
         <w:rPr>
           <w:lang w:val="en-US"/>
@@ -7790,6 +7476,7 @@
         <w:t>sps</w:t>
       </w:r>
       <w:proofErr w:type="spellEnd"/>
+      <w:proofErr w:type="gramEnd"/>
       <w:r>
         <w:rPr>
           <w:lang w:val="en-US"/>
@@ -7797,29 +7484,187 @@
         <w:t xml:space="preserve"> = </w:t>
       </w:r>
       <w:proofErr w:type="spellStart"/>
+      <w:r>
+        <w:rPr>
+          <w:lang w:val="en-US"/>
+        </w:rPr>
+        <w:t>sps.addValue</w:t>
+      </w:r>
+      <w:proofErr w:type="spellEnd"/>
+      <w:r>
+        <w:rPr>
+          <w:lang w:val="en-US"/>
+        </w:rPr>
+        <w:t>(“p2”, “</w:t>
+      </w:r>
+      <w:proofErr w:type="spellStart"/>
+      <w:r>
+        <w:rPr>
+          <w:lang w:val="en-US"/>
+        </w:rPr>
+        <w:t>Murali</w:t>
+      </w:r>
+      <w:proofErr w:type="spellEnd"/>
+      <w:r>
+        <w:rPr>
+          <w:lang w:val="en-US"/>
+        </w:rPr>
+        <w:t>”);</w:t>
+      </w:r>
+    </w:p>
+    <w:p>
+      <w:pPr>
+        <w:ind w:left="360"/>
+        <w:rPr>
+          <w:lang w:val="en-US"/>
+        </w:rPr>
+      </w:pPr>
+      <w:proofErr w:type="spellStart"/>
       <w:proofErr w:type="gramStart"/>
       <w:r>
         <w:rPr>
           <w:lang w:val="en-US"/>
         </w:rPr>
+        <w:t>sps</w:t>
+      </w:r>
+      <w:proofErr w:type="spellEnd"/>
+      <w:proofErr w:type="gramEnd"/>
+      <w:r>
+        <w:rPr>
+          <w:lang w:val="en-US"/>
+        </w:rPr>
+        <w:t xml:space="preserve"> = </w:t>
+      </w:r>
+      <w:proofErr w:type="spellStart"/>
+      <w:r>
+        <w:rPr>
+          <w:lang w:val="en-US"/>
+        </w:rPr>
         <w:t>sps.addValue</w:t>
       </w:r>
       <w:proofErr w:type="spellEnd"/>
+      <w:r>
+        <w:rPr>
+          <w:lang w:val="en-US"/>
+        </w:rPr>
+        <w:t>(“p3”, “</w:t>
+      </w:r>
+      <w:proofErr w:type="spellStart"/>
+      <w:r>
+        <w:rPr>
+          <w:lang w:val="en-US"/>
+        </w:rPr>
+        <w:t>Hyd</w:t>
+      </w:r>
+      <w:proofErr w:type="spellEnd"/>
+      <w:r>
+        <w:rPr>
+          <w:lang w:val="en-US"/>
+        </w:rPr>
+        <w:t>”);</w:t>
+      </w:r>
+    </w:p>
+    <w:p>
+      <w:pPr>
+        <w:rPr>
+          <w:lang w:val="en-US"/>
+        </w:rPr>
+      </w:pPr>
+      <w:proofErr w:type="spellStart"/>
+      <w:proofErr w:type="gramStart"/>
+      <w:r>
+        <w:rPr>
+          <w:lang w:val="en-US"/>
+        </w:rPr>
+        <w:t>NamedParameterJdbcTemplate</w:t>
+      </w:r>
+      <w:proofErr w:type="spellEnd"/>
+      <w:r>
+        <w:rPr>
+          <w:lang w:val="en-US"/>
+        </w:rPr>
+        <w:t xml:space="preserve">  </w:t>
+      </w:r>
+      <w:proofErr w:type="spellStart"/>
+      <w:r>
+        <w:rPr>
+          <w:lang w:val="en-US"/>
+        </w:rPr>
+        <w:t>npjt</w:t>
+      </w:r>
+      <w:proofErr w:type="spellEnd"/>
       <w:proofErr w:type="gramEnd"/>
       <w:r>
         <w:rPr>
           <w:lang w:val="en-US"/>
         </w:rPr>
-        <w:t>(“p2”, “Murali”);</w:t>
-      </w:r>
-    </w:p>
-    <w:p>
-      <w:pPr>
-        <w:ind w:left="360"/>
-        <w:rPr>
-          <w:lang w:val="en-US"/>
-        </w:rPr>
-      </w:pPr>
+        <w:t xml:space="preserve"> = new </w:t>
+      </w:r>
+      <w:proofErr w:type="spellStart"/>
+      <w:r>
+        <w:rPr>
+          <w:lang w:val="en-US"/>
+        </w:rPr>
+        <w:t>NamedParameterJdbcTemplate</w:t>
+      </w:r>
+      <w:proofErr w:type="spellEnd"/>
+      <w:r>
+        <w:rPr>
+          <w:lang w:val="en-US"/>
+        </w:rPr>
+        <w:t>(</w:t>
+      </w:r>
+      <w:proofErr w:type="spellStart"/>
+      <w:r>
+        <w:rPr>
+          <w:lang w:val="en-US"/>
+        </w:rPr>
+        <w:t>dataSource</w:t>
+      </w:r>
+      <w:proofErr w:type="spellEnd"/>
+      <w:r>
+        <w:rPr>
+          <w:lang w:val="en-US"/>
+        </w:rPr>
+        <w:t>);</w:t>
+      </w:r>
+    </w:p>
+    <w:p>
+      <w:pPr>
+        <w:rPr>
+          <w:lang w:val="en-US"/>
+        </w:rPr>
+      </w:pPr>
+      <w:proofErr w:type="spellStart"/>
+      <w:proofErr w:type="gramStart"/>
+      <w:r>
+        <w:rPr>
+          <w:lang w:val="en-US"/>
+        </w:rPr>
+        <w:t>npjt.update</w:t>
+      </w:r>
+      <w:proofErr w:type="spellEnd"/>
+      <w:r>
+        <w:rPr>
+          <w:lang w:val="en-US"/>
+        </w:rPr>
+        <w:t>(</w:t>
+      </w:r>
+      <w:proofErr w:type="spellStart"/>
+      <w:proofErr w:type="gramEnd"/>
+      <w:r>
+        <w:rPr>
+          <w:lang w:val="en-US"/>
+        </w:rPr>
+        <w:t>inscmd</w:t>
+      </w:r>
+      <w:proofErr w:type="spellEnd"/>
+      <w:r>
+        <w:rPr>
+          <w:lang w:val="en-US"/>
+        </w:rPr>
+        <w:t xml:space="preserve">, </w:t>
+      </w:r>
       <w:proofErr w:type="spellStart"/>
       <w:r>
         <w:rPr>
@@ -7832,175 +7677,29 @@
         <w:rPr>
           <w:lang w:val="en-US"/>
         </w:rPr>
-        <w:t xml:space="preserve"> = </w:t>
-      </w:r>
-      <w:proofErr w:type="spellStart"/>
+        <w:t>);</w:t>
+      </w:r>
+    </w:p>
+    <w:p>
+      <w:pPr>
+        <w:rPr>
+          <w:lang w:val="en-US"/>
+        </w:rPr>
+      </w:pPr>
       <w:proofErr w:type="gramStart"/>
       <w:r>
         <w:rPr>
           <w:lang w:val="en-US"/>
         </w:rPr>
-        <w:t>sps.addValue</w:t>
-      </w:r>
-      <w:proofErr w:type="spellEnd"/>
+        <w:t>refer</w:t>
+      </w:r>
       <w:proofErr w:type="gramEnd"/>
       <w:r>
         <w:rPr>
           <w:lang w:val="en-US"/>
         </w:rPr>
-        <w:t>(“p3”, “</w:t>
-      </w:r>
-      <w:proofErr w:type="spellStart"/>
-      <w:r>
-        <w:rPr>
-          <w:lang w:val="en-US"/>
-        </w:rPr>
-        <w:t>Hyd</w:t>
-      </w:r>
-      <w:proofErr w:type="spellEnd"/>
-      <w:r>
-        <w:rPr>
-          <w:lang w:val="en-US"/>
-        </w:rPr>
-        <w:t>”);</w:t>
-      </w:r>
-    </w:p>
-    <w:p>
-      <w:pPr>
-        <w:rPr>
-          <w:lang w:val="en-US"/>
-        </w:rPr>
-      </w:pPr>
-      <w:proofErr w:type="spellStart"/>
-      <w:proofErr w:type="gramStart"/>
-      <w:r>
-        <w:rPr>
-          <w:lang w:val="en-US"/>
-        </w:rPr>
-        <w:t>NamedParameterJdbcTemplate</w:t>
-      </w:r>
-      <w:proofErr w:type="spellEnd"/>
-      <w:r>
-        <w:rPr>
-          <w:lang w:val="en-US"/>
-        </w:rPr>
-        <w:t xml:space="preserve">  </w:t>
-      </w:r>
-      <w:proofErr w:type="spellStart"/>
-      <w:r>
-        <w:rPr>
-          <w:lang w:val="en-US"/>
-        </w:rPr>
-        <w:t>npjt</w:t>
-      </w:r>
-      <w:proofErr w:type="spellEnd"/>
-      <w:proofErr w:type="gramEnd"/>
-      <w:r>
-        <w:rPr>
-          <w:lang w:val="en-US"/>
-        </w:rPr>
-        <w:t xml:space="preserve"> = new </w:t>
-      </w:r>
-      <w:proofErr w:type="spellStart"/>
-      <w:r>
-        <w:rPr>
-          <w:lang w:val="en-US"/>
-        </w:rPr>
-        <w:t>NamedParameterJdbcTemplate</w:t>
-      </w:r>
-      <w:proofErr w:type="spellEnd"/>
-      <w:r>
-        <w:rPr>
-          <w:lang w:val="en-US"/>
-        </w:rPr>
-        <w:t>(</w:t>
-      </w:r>
-      <w:proofErr w:type="spellStart"/>
-      <w:r>
-        <w:rPr>
-          <w:lang w:val="en-US"/>
-        </w:rPr>
-        <w:t>dataSource</w:t>
-      </w:r>
-      <w:proofErr w:type="spellEnd"/>
-      <w:r>
-        <w:rPr>
-          <w:lang w:val="en-US"/>
-        </w:rPr>
-        <w:t>);</w:t>
-      </w:r>
-    </w:p>
-    <w:p>
-      <w:pPr>
-        <w:rPr>
-          <w:lang w:val="en-US"/>
-        </w:rPr>
-      </w:pPr>
-      <w:proofErr w:type="spellStart"/>
-      <w:proofErr w:type="gramStart"/>
-      <w:r>
-        <w:rPr>
-          <w:lang w:val="en-US"/>
-        </w:rPr>
-        <w:t>npjt.update</w:t>
-      </w:r>
-      <w:proofErr w:type="spellEnd"/>
-      <w:proofErr w:type="gramEnd"/>
-      <w:r>
-        <w:rPr>
-          <w:lang w:val="en-US"/>
-        </w:rPr>
-        <w:t>(</w:t>
-      </w:r>
-      <w:proofErr w:type="spellStart"/>
-      <w:r>
-        <w:rPr>
-          <w:lang w:val="en-US"/>
-        </w:rPr>
-        <w:t>inscmd</w:t>
-      </w:r>
-      <w:proofErr w:type="spellEnd"/>
-      <w:r>
-        <w:rPr>
-          <w:lang w:val="en-US"/>
-        </w:rPr>
-        <w:t xml:space="preserve">, </w:t>
-      </w:r>
-      <w:proofErr w:type="spellStart"/>
-      <w:r>
-        <w:rPr>
-          <w:lang w:val="en-US"/>
-        </w:rPr>
-        <w:t>sps</w:t>
-      </w:r>
-      <w:proofErr w:type="spellEnd"/>
-      <w:r>
-        <w:rPr>
-          <w:lang w:val="en-US"/>
-        </w:rPr>
-        <w:t>);</w:t>
-      </w:r>
-    </w:p>
-    <w:p>
-      <w:pPr>
-        <w:rPr>
-          <w:lang w:val="en-US"/>
-        </w:rPr>
-      </w:pPr>
-      <w:r>
-        <w:rPr>
-          <w:lang w:val="en-US"/>
-        </w:rPr>
-        <w:t xml:space="preserve">refer following link for different select </w:t>
-      </w:r>
-      <w:proofErr w:type="gramStart"/>
-      <w:r>
-        <w:rPr>
-          <w:lang w:val="en-US"/>
-        </w:rPr>
-        <w:t>queries:-</w:t>
-      </w:r>
-      <w:proofErr w:type="gramEnd"/>
+        <w:t xml:space="preserve"> following link for different select queries:-</w:t>
+      </w:r>
     </w:p>
     <w:p>
       <w:pPr>
@@ -8057,7 +7756,7 @@
 </file>
 
 <file path=word/numbering.xml><?xml version="1.0" encoding="utf-8"?>
-<w:numbering xmlns:wpc="http://schemas.microsoft.com/office/word/2010/wordprocessingCanvas" xmlns:cx="http://schemas.microsoft.com/office/drawing/2014/chartex" xmlns:cx1="http://schemas.microsoft.com/office/drawing/2015/9/8/chartex" xmlns:cx2="http://schemas.microsoft.com/office/drawing/2015/10/21/chartex" xmlns:cx3="http://schemas.microsoft.com/office/drawing/2016/5/9/chartex" xmlns:cx4="http://schemas.microsoft.com/office/drawing/2016/5/10/chartex" xmlns:cx5="http://schemas.microsoft.com/office/drawing/2016/5/11/chartex" xmlns:cx6="http://schemas.microsoft.com/office/drawing/2016/5/12/chartex" xmlns:cx7="http://schemas.microsoft.com/office/drawing/2016/5/13/chartex" xmlns:cx8="http://schemas.microsoft.com/office/drawing/2016/5/14/chartex" xmlns:mc="http://schemas.openxmlformats.org/markup-compatibility/2006" xmlns:aink="http://schemas.microsoft.com/office/drawing/2016/ink" xmlns:am3d="http://schemas.microsoft.com/office/drawing/2017/model3d" xmlns:o="urn:schemas-microsoft-com:office:office" xmlns:oel="http://schemas.microsoft.com/office/2019/extlst" xmlns:r="http://schemas.openxmlformats.org/officeDocument/2006/relationships" xmlns:m="http://schemas.openxmlformats.org/officeDocument/2006/math" xmlns:v="urn:schemas-microsoft-com:vml" xmlns:wp14="http://schemas.microsoft.com/office/word/2010/wordprocessingDrawing" xmlns:wp="http://schemas.openxmlformats.org/drawingml/2006/wordprocessingDrawing" xmlns:w10="urn:schemas-microsoft-com:office:word" xmlns:w="http://schemas.openxmlformats.org/wordprocessingml/2006/main" xmlns:w14="http://schemas.microsoft.com/office/word/2010/wordml" xmlns:w15="http://schemas.microsoft.com/office/word/2012/wordml" xmlns:w16cex="http://schemas.microsoft.com/office/word/2018/wordml/cex" xmlns:w16cid="http://schemas.microsoft.com/office/word/2016/wordml/cid" xmlns:w16="http://schemas.microsoft.com/office/word/2018/wordml" xmlns:w16du="http://schemas.microsoft.com/office/word/2023/wordml/word16du" xmlns:w16sdtdh="http://schemas.microsoft.com/office/word/2020/wordml/sdtdatahash" xmlns:w16sdtfl="http://schemas.microsoft.com/office/word/2024/wordml/sdtformatlock" xmlns:w16se="http://schemas.microsoft.com/office/word/2015/wordml/symex" xmlns:wpg="http://schemas.microsoft.com/office/word/2010/wordprocessingGroup" xmlns:wpi="http://schemas.microsoft.com/office/word/2010/wordprocessingInk" xmlns:wne="http://schemas.microsoft.com/office/word/2006/wordml" xmlns:wps="http://schemas.microsoft.com/office/word/2010/wordprocessingShape" mc:Ignorable="w14 w15 w16se w16cid w16 w16cex w16sdtdh w16sdtfl w16du wp14">
+<w:numbering xmlns:wpc="http://schemas.microsoft.com/office/word/2010/wordprocessingCanvas" xmlns:cx="http://schemas.microsoft.com/office/drawing/2014/chartex" xmlns:cx1="http://schemas.microsoft.com/office/drawing/2015/9/8/chartex" xmlns:mc="http://schemas.openxmlformats.org/markup-compatibility/2006" xmlns:o="urn:schemas-microsoft-com:office:office" xmlns:r="http://schemas.openxmlformats.org/officeDocument/2006/relationships" xmlns:m="http://schemas.openxmlformats.org/officeDocument/2006/math" xmlns:v="urn:schemas-microsoft-com:vml" xmlns:wp14="http://schemas.microsoft.com/office/word/2010/wordprocessingDrawing" xmlns:wp="http://schemas.openxmlformats.org/drawingml/2006/wordprocessingDrawing" xmlns:w10="urn:schemas-microsoft-com:office:word" xmlns:w="http://schemas.openxmlformats.org/wordprocessingml/2006/main" xmlns:w14="http://schemas.microsoft.com/office/word/2010/wordml" xmlns:w15="http://schemas.microsoft.com/office/word/2012/wordml" xmlns:w16se="http://schemas.microsoft.com/office/word/2015/wordml/symex" xmlns:wpg="http://schemas.microsoft.com/office/word/2010/wordprocessingGroup" xmlns:wpi="http://schemas.microsoft.com/office/word/2010/wordprocessingInk" xmlns:wne="http://schemas.microsoft.com/office/word/2006/wordml" xmlns:wps="http://schemas.microsoft.com/office/word/2010/wordprocessingShape" mc:Ignorable="w14 w15 w16se wp14">
   <w:abstractNum w:abstractNumId="0" w15:restartNumberingAfterBreak="0">
     <w:nsid w:val="040C755C"/>
     <w:multiLevelType w:val="hybridMultilevel"/>
@@ -8506,26 +8205,26 @@
       </w:pPr>
     </w:lvl>
   </w:abstractNum>
-  <w:num w:numId="1" w16cid:durableId="1077287526">
+  <w:num w:numId="1">
     <w:abstractNumId w:val="0"/>
   </w:num>
-  <w:num w:numId="2" w16cid:durableId="609437360">
+  <w:num w:numId="2">
     <w:abstractNumId w:val="3"/>
   </w:num>
-  <w:num w:numId="3" w16cid:durableId="1300921009">
+  <w:num w:numId="3">
     <w:abstractNumId w:val="1"/>
   </w:num>
-  <w:num w:numId="4" w16cid:durableId="540703277">
+  <w:num w:numId="4">
     <w:abstractNumId w:val="2"/>
   </w:num>
-  <w:num w:numId="5" w16cid:durableId="1731033360">
+  <w:num w:numId="5">
     <w:abstractNumId w:val="4"/>
   </w:num>
 </w:numbering>
 </file>
 
 <file path=word/styles.xml><?xml version="1.0" encoding="utf-8"?>
-<w:styles xmlns:mc="http://schemas.openxmlformats.org/markup-compatibility/2006" xmlns:r="http://schemas.openxmlformats.org/officeDocument/2006/relationships" xmlns:w="http://schemas.openxmlformats.org/wordprocessingml/2006/main" xmlns:w14="http://schemas.microsoft.com/office/word/2010/wordml" xmlns:w15="http://schemas.microsoft.com/office/word/2012/wordml" xmlns:w16cex="http://schemas.microsoft.com/office/word/2018/wordml/cex" xmlns:w16cid="http://schemas.microsoft.com/office/word/2016/wordml/cid" xmlns:w16="http://schemas.microsoft.com/office/word/2018/wordml" xmlns:w16du="http://schemas.microsoft.com/office/word/2023/wordml/word16du" xmlns:w16sdtdh="http://schemas.microsoft.com/office/word/2020/wordml/sdtdatahash" xmlns:w16sdtfl="http://schemas.microsoft.com/office/word/2024/wordml/sdtformatlock" xmlns:w16se="http://schemas.microsoft.com/office/word/2015/wordml/symex" mc:Ignorable="w14 w15 w16se w16cid w16 w16cex w16sdtdh w16sdtfl w16du">
+<w:styles xmlns:mc="http://schemas.openxmlformats.org/markup-compatibility/2006" xmlns:r="http://schemas.openxmlformats.org/officeDocument/2006/relationships" xmlns:w="http://schemas.openxmlformats.org/wordprocessingml/2006/main" xmlns:w14="http://schemas.microsoft.com/office/word/2010/wordml" xmlns:w15="http://schemas.microsoft.com/office/word/2012/wordml" xmlns:w16se="http://schemas.microsoft.com/office/word/2015/wordml/symex" mc:Ignorable="w14 w15 w16se">
   <w:docDefaults>
     <w:rPrDefault>
       <w:rPr>
@@ -8541,7 +8240,7 @@
       </w:pPr>
     </w:pPrDefault>
   </w:docDefaults>
-  <w:latentStyles w:defLockedState="0" w:defUIPriority="99" w:defSemiHidden="0" w:defUnhideWhenUsed="0" w:defQFormat="0" w:count="376">
+  <w:latentStyles w:defLockedState="0" w:defUIPriority="99" w:defSemiHidden="0" w:defUnhideWhenUsed="0" w:defQFormat="0" w:count="371">
     <w:lsdException w:name="Normal" w:uiPriority="0" w:qFormat="1"/>
     <w:lsdException w:name="heading 1" w:uiPriority="9" w:qFormat="1"/>
     <w:lsdException w:name="heading 2" w:semiHidden="1" w:uiPriority="9" w:unhideWhenUsed="1" w:qFormat="1"/>
@@ -8913,11 +8612,6 @@
     <w:lsdException w:name="List Table 5 Dark Accent 6" w:uiPriority="50"/>
     <w:lsdException w:name="List Table 6 Colorful Accent 6" w:uiPriority="51"/>
     <w:lsdException w:name="List Table 7 Colorful Accent 6" w:uiPriority="52"/>
-    <w:lsdException w:name="Mention" w:semiHidden="1" w:unhideWhenUsed="1"/>
-    <w:lsdException w:name="Smart Hyperlink" w:semiHidden="1" w:unhideWhenUsed="1"/>
-    <w:lsdException w:name="Hashtag" w:semiHidden="1" w:unhideWhenUsed="1"/>
-    <w:lsdException w:name="Unresolved Mention" w:semiHidden="1" w:unhideWhenUsed="1"/>
-    <w:lsdException w:name="Smart Link" w:semiHidden="1" w:unhideWhenUsed="1"/>
   </w:latentStyles>
   <w:style w:type="paragraph" w:default="1" w:styleId="Normal">
     <w:name w:val="Normal"/>
